--- a/daily_logs/scoop_daily_log_2026-08-22.docx
+++ b/daily_logs/scoop_daily_log_2026-08-22.docx
@@ -26,7 +26,7 @@
         <w:rPr>
           <w:b/>
         </w:rPr>
-        <w:t>201 flagged (score &gt; 0)  ·  169 distinct stories (32 duplicate write-ups collapsed)  ·  60 shown after per-source cap</w:t>
+        <w:t>114 flagged (score &gt; 0)  ·  99 distinct stories (15 duplicate write-ups collapsed)  ·  45 shown after per-source cap</w:t>
       </w:r>
     </w:p>
     <w:p>
@@ -130,7 +130,7 @@
               <w:rPr>
                 <w:sz w:val="18"/>
               </w:rPr>
-              <w:t>TMZ</w:t>
+              <w:t>ABC Australia</w:t>
             </w:r>
           </w:p>
         </w:tc>
@@ -143,7 +143,7 @@
               <w:rPr>
                 <w:sz w:val="18"/>
               </w:rPr>
-              <w:t>10</w:t>
+              <w:t>9</w:t>
             </w:r>
           </w:p>
         </w:tc>
@@ -156,7 +156,7 @@
               <w:rPr>
                 <w:sz w:val="18"/>
               </w:rPr>
-              <w:t>12</w:t>
+              <w:t>14</w:t>
             </w:r>
           </w:p>
         </w:tc>
@@ -169,7 +169,7 @@
               <w:rPr>
                 <w:sz w:val="18"/>
               </w:rPr>
-              <w:t>16.7%</w:t>
+              <w:t>20.0%</w:t>
             </w:r>
           </w:p>
         </w:tc>
@@ -184,7 +184,7 @@
               <w:rPr>
                 <w:sz w:val="18"/>
               </w:rPr>
-              <w:t>CBS News</w:t>
+              <w:t>Fortune</w:t>
             </w:r>
           </w:p>
         </w:tc>
@@ -197,7 +197,7 @@
               <w:rPr>
                 <w:sz w:val="18"/>
               </w:rPr>
-              <w:t>10</w:t>
+              <w:t>7</w:t>
             </w:r>
           </w:p>
         </w:tc>
@@ -210,7 +210,7 @@
               <w:rPr>
                 <w:sz w:val="18"/>
               </w:rPr>
-              <w:t>24</w:t>
+              <w:t>16</w:t>
             </w:r>
           </w:p>
         </w:tc>
@@ -223,7 +223,7 @@
               <w:rPr>
                 <w:sz w:val="18"/>
               </w:rPr>
-              <w:t>16.7%</w:t>
+              <w:t>15.6%</w:t>
             </w:r>
           </w:p>
         </w:tc>
@@ -238,7 +238,7 @@
               <w:rPr>
                 <w:sz w:val="18"/>
               </w:rPr>
-              <w:t>Los Angeles Times</w:t>
+              <w:t>The Guardian US</w:t>
             </w:r>
           </w:p>
         </w:tc>
@@ -251,7 +251,7 @@
               <w:rPr>
                 <w:sz w:val="18"/>
               </w:rPr>
-              <w:t>5</w:t>
+              <w:t>6</w:t>
             </w:r>
           </w:p>
         </w:tc>
@@ -277,7 +277,7 @@
               <w:rPr>
                 <w:sz w:val="18"/>
               </w:rPr>
-              <w:t>8.3%</w:t>
+              <w:t>13.3%</w:t>
             </w:r>
           </w:p>
         </w:tc>
@@ -292,7 +292,7 @@
               <w:rPr>
                 <w:sz w:val="18"/>
               </w:rPr>
-              <w:t>The Guardian US</w:t>
+              <w:t>TMZ</w:t>
             </w:r>
           </w:p>
         </w:tc>
@@ -305,7 +305,7 @@
               <w:rPr>
                 <w:sz w:val="18"/>
               </w:rPr>
-              <w:t>5</w:t>
+              <w:t>4</w:t>
             </w:r>
           </w:p>
         </w:tc>
@@ -318,7 +318,7 @@
               <w:rPr>
                 <w:sz w:val="18"/>
               </w:rPr>
-              <w:t>12</w:t>
+              <w:t>6</w:t>
             </w:r>
           </w:p>
         </w:tc>
@@ -331,7 +331,7 @@
               <w:rPr>
                 <w:sz w:val="18"/>
               </w:rPr>
-              <w:t>8.3%</w:t>
+              <w:t>8.9%</w:t>
             </w:r>
           </w:p>
         </w:tc>
@@ -346,7 +346,7 @@
               <w:rPr>
                 <w:sz w:val="18"/>
               </w:rPr>
-              <w:t>Business Insider</w:t>
+              <w:t>BBC News</w:t>
             </w:r>
           </w:p>
         </w:tc>
@@ -359,7 +359,7 @@
               <w:rPr>
                 <w:sz w:val="18"/>
               </w:rPr>
-              <w:t>4</w:t>
+              <w:t>3</w:t>
             </w:r>
           </w:p>
         </w:tc>
@@ -372,7 +372,7 @@
               <w:rPr>
                 <w:sz w:val="18"/>
               </w:rPr>
-              <w:t>9</w:t>
+              <w:t>5</w:t>
             </w:r>
           </w:p>
         </w:tc>
@@ -400,7 +400,7 @@
               <w:rPr>
                 <w:sz w:val="18"/>
               </w:rPr>
-              <w:t>NBC News</w:t>
+              <w:t>Axios</w:t>
             </w:r>
           </w:p>
         </w:tc>
@@ -413,7 +413,7 @@
               <w:rPr>
                 <w:sz w:val="18"/>
               </w:rPr>
-              <w:t>3</w:t>
+              <w:t>2</w:t>
             </w:r>
           </w:p>
         </w:tc>
@@ -426,7 +426,7 @@
               <w:rPr>
                 <w:sz w:val="18"/>
               </w:rPr>
-              <w:t>8</w:t>
+              <w:t>5</w:t>
             </w:r>
           </w:p>
         </w:tc>
@@ -439,7 +439,7 @@
               <w:rPr>
                 <w:sz w:val="18"/>
               </w:rPr>
-              <w:t>5.0%</w:t>
+              <w:t>4.4%</w:t>
             </w:r>
           </w:p>
         </w:tc>
@@ -454,7 +454,7 @@
               <w:rPr>
                 <w:sz w:val="18"/>
               </w:rPr>
-              <w:t>South China Morning Post</w:t>
+              <w:t>Variety</w:t>
             </w:r>
           </w:p>
         </w:tc>
@@ -467,7 +467,7 @@
               <w:rPr>
                 <w:sz w:val="18"/>
               </w:rPr>
-              <w:t>3</w:t>
+              <w:t>2</w:t>
             </w:r>
           </w:p>
         </w:tc>
@@ -480,7 +480,7 @@
               <w:rPr>
                 <w:sz w:val="18"/>
               </w:rPr>
-              <w:t>11</w:t>
+              <w:t>4</w:t>
             </w:r>
           </w:p>
         </w:tc>
@@ -493,7 +493,7 @@
               <w:rPr>
                 <w:sz w:val="18"/>
               </w:rPr>
-              <w:t>5.0%</w:t>
+              <w:t>4.4%</w:t>
             </w:r>
           </w:p>
         </w:tc>
@@ -508,7 +508,7 @@
               <w:rPr>
                 <w:sz w:val="18"/>
               </w:rPr>
-              <w:t>BBC News</w:t>
+              <w:t>South China Morning Post</w:t>
             </w:r>
           </w:p>
         </w:tc>
@@ -534,7 +534,7 @@
               <w:rPr>
                 <w:sz w:val="18"/>
               </w:rPr>
-              <w:t>15</w:t>
+              <w:t>6</w:t>
             </w:r>
           </w:p>
         </w:tc>
@@ -547,7 +547,7 @@
               <w:rPr>
                 <w:sz w:val="18"/>
               </w:rPr>
-              <w:t>3.3%</w:t>
+              <w:t>4.4%</w:t>
             </w:r>
           </w:p>
         </w:tc>
@@ -562,7 +562,7 @@
               <w:rPr>
                 <w:sz w:val="18"/>
               </w:rPr>
-              <w:t>Fortune</w:t>
+              <w:t>Los Angeles Times</w:t>
             </w:r>
           </w:p>
         </w:tc>
@@ -588,7 +588,7 @@
               <w:rPr>
                 <w:sz w:val="18"/>
               </w:rPr>
-              <w:t>7</w:t>
+              <w:t>6</w:t>
             </w:r>
           </w:p>
         </w:tc>
@@ -601,7 +601,7 @@
               <w:rPr>
                 <w:sz w:val="18"/>
               </w:rPr>
-              <w:t>3.3%</w:t>
+              <w:t>4.4%</w:t>
             </w:r>
           </w:p>
         </w:tc>
@@ -616,7 +616,7 @@
               <w:rPr>
                 <w:sz w:val="18"/>
               </w:rPr>
-              <w:t>The Hill</w:t>
+              <w:t>Business Insider</w:t>
             </w:r>
           </w:p>
         </w:tc>
@@ -629,7 +629,7 @@
               <w:rPr>
                 <w:sz w:val="18"/>
               </w:rPr>
-              <w:t>2</w:t>
+              <w:t>1</w:t>
             </w:r>
           </w:p>
         </w:tc>
@@ -642,7 +642,7 @@
               <w:rPr>
                 <w:sz w:val="18"/>
               </w:rPr>
-              <w:t>5</w:t>
+              <w:t>6</w:t>
             </w:r>
           </w:p>
         </w:tc>
@@ -655,7 +655,7 @@
               <w:rPr>
                 <w:sz w:val="18"/>
               </w:rPr>
-              <w:t>3.3%</w:t>
+              <w:t>2.2%</w:t>
             </w:r>
           </w:p>
         </w:tc>
@@ -670,7 +670,7 @@
               <w:rPr>
                 <w:sz w:val="18"/>
               </w:rPr>
-              <w:t>The Verge</w:t>
+              <w:t>CBS News</w:t>
             </w:r>
           </w:p>
         </w:tc>
@@ -696,7 +696,7 @@
               <w:rPr>
                 <w:sz w:val="18"/>
               </w:rPr>
-              <w:t>3</w:t>
+              <w:t>5</w:t>
             </w:r>
           </w:p>
         </w:tc>
@@ -709,7 +709,7 @@
               <w:rPr>
                 <w:sz w:val="18"/>
               </w:rPr>
-              <w:t>1.7%</w:t>
+              <w:t>2.2%</w:t>
             </w:r>
           </w:p>
         </w:tc>
@@ -724,7 +724,7 @@
               <w:rPr>
                 <w:sz w:val="18"/>
               </w:rPr>
-              <w:t>Axios</w:t>
+              <w:t>The Information</w:t>
             </w:r>
           </w:p>
         </w:tc>
@@ -750,7 +750,7 @@
               <w:rPr>
                 <w:sz w:val="18"/>
               </w:rPr>
-              <w:t>4</w:t>
+              <w:t>2</w:t>
             </w:r>
           </w:p>
         </w:tc>
@@ -763,7 +763,7 @@
               <w:rPr>
                 <w:sz w:val="18"/>
               </w:rPr>
-              <w:t>1.7%</w:t>
+              <w:t>2.2%</w:t>
             </w:r>
           </w:p>
         </w:tc>
@@ -778,7 +778,7 @@
               <w:rPr>
                 <w:sz w:val="18"/>
               </w:rPr>
-              <w:t>ABC Australia</w:t>
+              <w:t>Al Jazeera English</w:t>
             </w:r>
           </w:p>
         </w:tc>
@@ -804,7 +804,7 @@
               <w:rPr>
                 <w:sz w:val="18"/>
               </w:rPr>
-              <w:t>12</w:t>
+              <w:t>2</w:t>
             </w:r>
           </w:p>
         </w:tc>
@@ -817,7 +817,7 @@
               <w:rPr>
                 <w:sz w:val="18"/>
               </w:rPr>
-              <w:t>1.7%</w:t>
+              <w:t>2.2%</w:t>
             </w:r>
           </w:p>
         </w:tc>
@@ -832,7 +832,7 @@
               <w:rPr>
                 <w:sz w:val="18"/>
               </w:rPr>
-              <w:t>Sueddeutsche Zeitung</w:t>
+              <w:t>ABC News</w:t>
             </w:r>
           </w:p>
         </w:tc>
@@ -858,7 +858,7 @@
               <w:rPr>
                 <w:sz w:val="18"/>
               </w:rPr>
-              <w:t>4</w:t>
+              <w:t>2</w:t>
             </w:r>
           </w:p>
         </w:tc>
@@ -871,7 +871,7 @@
               <w:rPr>
                 <w:sz w:val="18"/>
               </w:rPr>
-              <w:t>1.7%</w:t>
+              <w:t>2.2%</w:t>
             </w:r>
           </w:p>
         </w:tc>
@@ -886,7 +886,7 @@
               <w:rPr>
                 <w:sz w:val="18"/>
               </w:rPr>
-              <w:t>The Information</w:t>
+              <w:t>CBC News</w:t>
             </w:r>
           </w:p>
         </w:tc>
@@ -925,7 +925,7 @@
               <w:rPr>
                 <w:sz w:val="18"/>
               </w:rPr>
-              <w:t>1.7%</w:t>
+              <w:t>2.2%</w:t>
             </w:r>
           </w:p>
         </w:tc>
@@ -940,7 +940,7 @@
               <w:rPr>
                 <w:sz w:val="18"/>
               </w:rPr>
-              <w:t>Bloomberg</w:t>
+              <w:t>Page Six</w:t>
             </w:r>
           </w:p>
         </w:tc>
@@ -966,7 +966,7 @@
               <w:rPr>
                 <w:sz w:val="18"/>
               </w:rPr>
-              <w:t>2</w:t>
+              <w:t>1</w:t>
             </w:r>
           </w:p>
         </w:tc>
@@ -979,7 +979,7 @@
               <w:rPr>
                 <w:sz w:val="18"/>
               </w:rPr>
-              <w:t>1.7%</w:t>
+              <w:t>2.2%</w:t>
             </w:r>
           </w:p>
         </w:tc>
@@ -994,7 +994,7 @@
               <w:rPr>
                 <w:sz w:val="18"/>
               </w:rPr>
-              <w:t>STAT</w:t>
+              <w:t>TechCrunch</w:t>
             </w:r>
           </w:p>
         </w:tc>
@@ -1033,7 +1033,7 @@
               <w:rPr>
                 <w:sz w:val="18"/>
               </w:rPr>
-              <w:t>1.7%</w:t>
+              <w:t>2.2%</w:t>
             </w:r>
           </w:p>
         </w:tc>
@@ -1048,7 +1048,7 @@
               <w:rPr>
                 <w:sz w:val="18"/>
               </w:rPr>
-              <w:t>Deadline</w:t>
+              <w:t>Bloomberg</w:t>
             </w:r>
           </w:p>
         </w:tc>
@@ -1061,33 +1061,33 @@
               <w:rPr>
                 <w:sz w:val="18"/>
               </w:rPr>
+              <w:t>0</w:t>
+            </w:r>
+          </w:p>
+        </w:tc>
+        <w:tc>
+          <w:tcPr>
+            <w:tcW w:type="dxa" w:w="2304"/>
+          </w:tcPr>
+          <w:p>
+            <w:r>
+              <w:rPr>
+                <w:sz w:val="18"/>
+              </w:rPr>
               <w:t>1</w:t>
             </w:r>
           </w:p>
         </w:tc>
         <w:tc>
           <w:tcPr>
-            <w:tcW w:type="dxa" w:w="2304"/>
+            <w:tcW w:type="dxa" w:w="1728"/>
           </w:tcPr>
           <w:p>
             <w:r>
               <w:rPr>
                 <w:sz w:val="18"/>
               </w:rPr>
-              <w:t>17</w:t>
-            </w:r>
-          </w:p>
-        </w:tc>
-        <w:tc>
-          <w:tcPr>
-            <w:tcW w:type="dxa" w:w="1728"/>
-          </w:tcPr>
-          <w:p>
-            <w:r>
-              <w:rPr>
-                <w:sz w:val="18"/>
-              </w:rPr>
-              <w:t>1.7%</w:t>
+              <w:t>0.0%</w:t>
             </w:r>
           </w:p>
         </w:tc>
@@ -1102,7 +1102,7 @@
               <w:rPr>
                 <w:sz w:val="18"/>
               </w:rPr>
-              <w:t>Page Six</w:t>
+              <w:t>NBC News</w:t>
             </w:r>
           </w:p>
         </w:tc>
@@ -1115,7 +1115,7 @@
               <w:rPr>
                 <w:sz w:val="18"/>
               </w:rPr>
-              <w:t>1</w:t>
+              <w:t>0</w:t>
             </w:r>
           </w:p>
         </w:tc>
@@ -1141,7 +1141,7 @@
               <w:rPr>
                 <w:sz w:val="18"/>
               </w:rPr>
-              <w:t>1.7%</w:t>
+              <w:t>0.0%</w:t>
             </w:r>
           </w:p>
         </w:tc>
@@ -1156,7 +1156,7 @@
               <w:rPr>
                 <w:sz w:val="18"/>
               </w:rPr>
-              <w:t>Wisconsin Watch</w:t>
+              <w:t>Wired</w:t>
             </w:r>
           </w:p>
         </w:tc>
@@ -1169,33 +1169,33 @@
               <w:rPr>
                 <w:sz w:val="18"/>
               </w:rPr>
+              <w:t>0</w:t>
+            </w:r>
+          </w:p>
+        </w:tc>
+        <w:tc>
+          <w:tcPr>
+            <w:tcW w:type="dxa" w:w="2304"/>
+          </w:tcPr>
+          <w:p>
+            <w:r>
+              <w:rPr>
+                <w:sz w:val="18"/>
+              </w:rPr>
               <w:t>1</w:t>
             </w:r>
           </w:p>
         </w:tc>
         <w:tc>
           <w:tcPr>
-            <w:tcW w:type="dxa" w:w="2304"/>
+            <w:tcW w:type="dxa" w:w="1728"/>
           </w:tcPr>
           <w:p>
             <w:r>
               <w:rPr>
                 <w:sz w:val="18"/>
               </w:rPr>
-              <w:t>2</w:t>
-            </w:r>
-          </w:p>
-        </w:tc>
-        <w:tc>
-          <w:tcPr>
-            <w:tcW w:type="dxa" w:w="1728"/>
-          </w:tcPr>
-          <w:p>
-            <w:r>
-              <w:rPr>
-                <w:sz w:val="18"/>
-              </w:rPr>
-              <w:t>1.7%</w:t>
+              <w:t>0.0%</w:t>
             </w:r>
           </w:p>
         </w:tc>
@@ -1210,7 +1210,7 @@
               <w:rPr>
                 <w:sz w:val="18"/>
               </w:rPr>
-              <w:t>Al Jazeera English</w:t>
+              <w:t>Vox</w:t>
             </w:r>
           </w:p>
         </w:tc>
@@ -1223,33 +1223,33 @@
               <w:rPr>
                 <w:sz w:val="18"/>
               </w:rPr>
+              <w:t>0</w:t>
+            </w:r>
+          </w:p>
+        </w:tc>
+        <w:tc>
+          <w:tcPr>
+            <w:tcW w:type="dxa" w:w="2304"/>
+          </w:tcPr>
+          <w:p>
+            <w:r>
+              <w:rPr>
+                <w:sz w:val="18"/>
+              </w:rPr>
               <w:t>1</w:t>
             </w:r>
           </w:p>
         </w:tc>
         <w:tc>
           <w:tcPr>
-            <w:tcW w:type="dxa" w:w="2304"/>
+            <w:tcW w:type="dxa" w:w="1728"/>
           </w:tcPr>
           <w:p>
             <w:r>
               <w:rPr>
                 <w:sz w:val="18"/>
               </w:rPr>
-              <w:t>2</w:t>
-            </w:r>
-          </w:p>
-        </w:tc>
-        <w:tc>
-          <w:tcPr>
-            <w:tcW w:type="dxa" w:w="1728"/>
-          </w:tcPr>
-          <w:p>
-            <w:r>
-              <w:rPr>
-                <w:sz w:val="18"/>
-              </w:rPr>
-              <w:t>1.7%</w:t>
+              <w:t>0.0%</w:t>
             </w:r>
           </w:p>
         </w:tc>
@@ -1264,7 +1264,7 @@
               <w:rPr>
                 <w:sz w:val="18"/>
               </w:rPr>
-              <w:t>Variety</w:t>
+              <w:t>CNBC</w:t>
             </w:r>
           </w:p>
         </w:tc>
@@ -1277,7 +1277,7 @@
               <w:rPr>
                 <w:sz w:val="18"/>
               </w:rPr>
-              <w:t>1</w:t>
+              <w:t>0</w:t>
             </w:r>
           </w:p>
         </w:tc>
@@ -1290,7 +1290,7 @@
               <w:rPr>
                 <w:sz w:val="18"/>
               </w:rPr>
-              <w:t>7</w:t>
+              <w:t>2</w:t>
             </w:r>
           </w:p>
         </w:tc>
@@ -1303,7 +1303,7 @@
               <w:rPr>
                 <w:sz w:val="18"/>
               </w:rPr>
-              <w:t>1.7%</w:t>
+              <w:t>0.0%</w:t>
             </w:r>
           </w:p>
         </w:tc>
@@ -1318,7 +1318,7 @@
               <w:rPr>
                 <w:sz w:val="18"/>
               </w:rPr>
-              <w:t>Ars Technica</w:t>
+              <w:t>The Hill</w:t>
             </w:r>
           </w:p>
         </w:tc>
@@ -1331,7 +1331,7 @@
               <w:rPr>
                 <w:sz w:val="18"/>
               </w:rPr>
-              <w:t>1</w:t>
+              <w:t>0</w:t>
             </w:r>
           </w:p>
         </w:tc>
@@ -1344,7 +1344,7 @@
               <w:rPr>
                 <w:sz w:val="18"/>
               </w:rPr>
-              <w:t>1</w:t>
+              <w:t>2</w:t>
             </w:r>
           </w:p>
         </w:tc>
@@ -1357,7 +1357,7 @@
               <w:rPr>
                 <w:sz w:val="18"/>
               </w:rPr>
-              <w:t>1.7%</w:t>
+              <w:t>0.0%</w:t>
             </w:r>
           </w:p>
         </w:tc>
@@ -1372,7 +1372,7 @@
               <w:rPr>
                 <w:sz w:val="18"/>
               </w:rPr>
-              <w:t>Nature News</w:t>
+              <w:t>Ars Technica</w:t>
             </w:r>
           </w:p>
         </w:tc>
@@ -1385,33 +1385,33 @@
               <w:rPr>
                 <w:sz w:val="18"/>
               </w:rPr>
+              <w:t>0</w:t>
+            </w:r>
+          </w:p>
+        </w:tc>
+        <w:tc>
+          <w:tcPr>
+            <w:tcW w:type="dxa" w:w="2304"/>
+          </w:tcPr>
+          <w:p>
+            <w:r>
+              <w:rPr>
+                <w:sz w:val="18"/>
+              </w:rPr>
               <w:t>1</w:t>
             </w:r>
           </w:p>
         </w:tc>
         <w:tc>
           <w:tcPr>
-            <w:tcW w:type="dxa" w:w="2304"/>
+            <w:tcW w:type="dxa" w:w="1728"/>
           </w:tcPr>
           <w:p>
             <w:r>
               <w:rPr>
                 <w:sz w:val="18"/>
               </w:rPr>
-              <w:t>1</w:t>
-            </w:r>
-          </w:p>
-        </w:tc>
-        <w:tc>
-          <w:tcPr>
-            <w:tcW w:type="dxa" w:w="1728"/>
-          </w:tcPr>
-          <w:p>
-            <w:r>
-              <w:rPr>
-                <w:sz w:val="18"/>
-              </w:rPr>
-              <w:t>1.7%</w:t>
+              <w:t>0.0%</w:t>
             </w:r>
           </w:p>
         </w:tc>
@@ -1426,7 +1426,7 @@
               <w:rPr>
                 <w:sz w:val="18"/>
               </w:rPr>
-              <w:t>ABC News</w:t>
+              <w:t>Courthouse News</w:t>
             </w:r>
           </w:p>
         </w:tc>
@@ -1480,7 +1480,7 @@
               <w:rPr>
                 <w:sz w:val="18"/>
               </w:rPr>
-              <w:t>The War Zone</w:t>
+              <w:t>Inside Climate News</w:t>
             </w:r>
           </w:p>
         </w:tc>
@@ -1506,7 +1506,7 @@
               <w:rPr>
                 <w:sz w:val="18"/>
               </w:rPr>
-              <w:t>2</w:t>
+              <w:t>1</w:t>
             </w:r>
           </w:p>
         </w:tc>
@@ -1534,7 +1534,7 @@
               <w:rPr>
                 <w:sz w:val="18"/>
               </w:rPr>
-              <w:t>Washington Post Politics</w:t>
+              <w:t>The Verge</w:t>
             </w:r>
           </w:p>
         </w:tc>
@@ -1588,7 +1588,7 @@
               <w:rPr>
                 <w:sz w:val="18"/>
               </w:rPr>
-              <w:t>TechCrunch</w:t>
+              <w:t>NYT</w:t>
             </w:r>
           </w:p>
         </w:tc>
@@ -1614,7 +1614,7 @@
               <w:rPr>
                 <w:sz w:val="18"/>
               </w:rPr>
-              <w:t>3</w:t>
+              <w:t>1</w:t>
             </w:r>
           </w:p>
         </w:tc>
@@ -1642,7 +1642,7 @@
               <w:rPr>
                 <w:sz w:val="18"/>
               </w:rPr>
-              <w:t>NYT</w:t>
+              <w:t>The War Zone</w:t>
             </w:r>
           </w:p>
         </w:tc>
@@ -1668,7 +1668,7 @@
               <w:rPr>
                 <w:sz w:val="18"/>
               </w:rPr>
-              <w:t>2</w:t>
+              <w:t>5</w:t>
             </w:r>
           </w:p>
         </w:tc>
@@ -1696,439 +1696,7 @@
               <w:rPr>
                 <w:sz w:val="18"/>
               </w:rPr>
-              <w:t>SCOTUSblog</w:t>
-            </w:r>
-          </w:p>
-        </w:tc>
-        <w:tc>
-          <w:tcPr>
-            <w:tcW w:type="dxa" w:w="1728"/>
-          </w:tcPr>
-          <w:p>
-            <w:r>
-              <w:rPr>
-                <w:sz w:val="18"/>
-              </w:rPr>
-              <w:t>0</w:t>
-            </w:r>
-          </w:p>
-        </w:tc>
-        <w:tc>
-          <w:tcPr>
-            <w:tcW w:type="dxa" w:w="2304"/>
-          </w:tcPr>
-          <w:p>
-            <w:r>
-              <w:rPr>
-                <w:sz w:val="18"/>
-              </w:rPr>
-              <w:t>1</w:t>
-            </w:r>
-          </w:p>
-        </w:tc>
-        <w:tc>
-          <w:tcPr>
-            <w:tcW w:type="dxa" w:w="1728"/>
-          </w:tcPr>
-          <w:p>
-            <w:r>
-              <w:rPr>
-                <w:sz w:val="18"/>
-              </w:rPr>
-              <w:t>0.0%</w:t>
-            </w:r>
-          </w:p>
-        </w:tc>
-      </w:tr>
-      <w:tr>
-        <w:tc>
-          <w:tcPr>
-            <w:tcW w:type="dxa" w:w="4320"/>
-          </w:tcPr>
-          <w:p>
-            <w:r>
-              <w:rPr>
-                <w:sz w:val="18"/>
-              </w:rPr>
-              <w:t>CNBC</w:t>
-            </w:r>
-          </w:p>
-        </w:tc>
-        <w:tc>
-          <w:tcPr>
-            <w:tcW w:type="dxa" w:w="1728"/>
-          </w:tcPr>
-          <w:p>
-            <w:r>
-              <w:rPr>
-                <w:sz w:val="18"/>
-              </w:rPr>
-              <w:t>0</w:t>
-            </w:r>
-          </w:p>
-        </w:tc>
-        <w:tc>
-          <w:tcPr>
-            <w:tcW w:type="dxa" w:w="2304"/>
-          </w:tcPr>
-          <w:p>
-            <w:r>
-              <w:rPr>
-                <w:sz w:val="18"/>
-              </w:rPr>
-              <w:t>4</w:t>
-            </w:r>
-          </w:p>
-        </w:tc>
-        <w:tc>
-          <w:tcPr>
-            <w:tcW w:type="dxa" w:w="1728"/>
-          </w:tcPr>
-          <w:p>
-            <w:r>
-              <w:rPr>
-                <w:sz w:val="18"/>
-              </w:rPr>
-              <w:t>0.0%</w:t>
-            </w:r>
-          </w:p>
-        </w:tc>
-      </w:tr>
-      <w:tr>
-        <w:tc>
-          <w:tcPr>
-            <w:tcW w:type="dxa" w:w="4320"/>
-          </w:tcPr>
-          <w:p>
-            <w:r>
-              <w:rPr>
-                <w:sz w:val="18"/>
-              </w:rPr>
-              <w:t>Defense One</w:t>
-            </w:r>
-          </w:p>
-        </w:tc>
-        <w:tc>
-          <w:tcPr>
-            <w:tcW w:type="dxa" w:w="1728"/>
-          </w:tcPr>
-          <w:p>
-            <w:r>
-              <w:rPr>
-                <w:sz w:val="18"/>
-              </w:rPr>
-              <w:t>0</w:t>
-            </w:r>
-          </w:p>
-        </w:tc>
-        <w:tc>
-          <w:tcPr>
-            <w:tcW w:type="dxa" w:w="2304"/>
-          </w:tcPr>
-          <w:p>
-            <w:r>
-              <w:rPr>
-                <w:sz w:val="18"/>
-              </w:rPr>
-              <w:t>1</w:t>
-            </w:r>
-          </w:p>
-        </w:tc>
-        <w:tc>
-          <w:tcPr>
-            <w:tcW w:type="dxa" w:w="1728"/>
-          </w:tcPr>
-          <w:p>
-            <w:r>
-              <w:rPr>
-                <w:sz w:val="18"/>
-              </w:rPr>
-              <w:t>0.0%</w:t>
-            </w:r>
-          </w:p>
-        </w:tc>
-      </w:tr>
-      <w:tr>
-        <w:tc>
-          <w:tcPr>
-            <w:tcW w:type="dxa" w:w="4320"/>
-          </w:tcPr>
-          <w:p>
-            <w:r>
-              <w:rPr>
-                <w:sz w:val="18"/>
-              </w:rPr>
-              <w:t>Wired</w:t>
-            </w:r>
-          </w:p>
-        </w:tc>
-        <w:tc>
-          <w:tcPr>
-            <w:tcW w:type="dxa" w:w="1728"/>
-          </w:tcPr>
-          <w:p>
-            <w:r>
-              <w:rPr>
-                <w:sz w:val="18"/>
-              </w:rPr>
-              <w:t>0</w:t>
-            </w:r>
-          </w:p>
-        </w:tc>
-        <w:tc>
-          <w:tcPr>
-            <w:tcW w:type="dxa" w:w="2304"/>
-          </w:tcPr>
-          <w:p>
-            <w:r>
-              <w:rPr>
-                <w:sz w:val="18"/>
-              </w:rPr>
-              <w:t>2</w:t>
-            </w:r>
-          </w:p>
-        </w:tc>
-        <w:tc>
-          <w:tcPr>
-            <w:tcW w:type="dxa" w:w="1728"/>
-          </w:tcPr>
-          <w:p>
-            <w:r>
-              <w:rPr>
-                <w:sz w:val="18"/>
-              </w:rPr>
-              <w:t>0.0%</w:t>
-            </w:r>
-          </w:p>
-        </w:tc>
-      </w:tr>
-      <w:tr>
-        <w:tc>
-          <w:tcPr>
-            <w:tcW w:type="dxa" w:w="4320"/>
-          </w:tcPr>
-          <w:p>
-            <w:r>
-              <w:rPr>
-                <w:sz w:val="18"/>
-              </w:rPr>
-              <w:t>Courthouse News</w:t>
-            </w:r>
-          </w:p>
-        </w:tc>
-        <w:tc>
-          <w:tcPr>
-            <w:tcW w:type="dxa" w:w="1728"/>
-          </w:tcPr>
-          <w:p>
-            <w:r>
-              <w:rPr>
-                <w:sz w:val="18"/>
-              </w:rPr>
-              <w:t>0</w:t>
-            </w:r>
-          </w:p>
-        </w:tc>
-        <w:tc>
-          <w:tcPr>
-            <w:tcW w:type="dxa" w:w="2304"/>
-          </w:tcPr>
-          <w:p>
-            <w:r>
-              <w:rPr>
-                <w:sz w:val="18"/>
-              </w:rPr>
-              <w:t>1</w:t>
-            </w:r>
-          </w:p>
-        </w:tc>
-        <w:tc>
-          <w:tcPr>
-            <w:tcW w:type="dxa" w:w="1728"/>
-          </w:tcPr>
-          <w:p>
-            <w:r>
-              <w:rPr>
-                <w:sz w:val="18"/>
-              </w:rPr>
-              <w:t>0.0%</w:t>
-            </w:r>
-          </w:p>
-        </w:tc>
-      </w:tr>
-      <w:tr>
-        <w:tc>
-          <w:tcPr>
-            <w:tcW w:type="dxa" w:w="4320"/>
-          </w:tcPr>
-          <w:p>
-            <w:r>
-              <w:rPr>
-                <w:sz w:val="18"/>
-              </w:rPr>
-              <w:t>Vox</w:t>
-            </w:r>
-          </w:p>
-        </w:tc>
-        <w:tc>
-          <w:tcPr>
-            <w:tcW w:type="dxa" w:w="1728"/>
-          </w:tcPr>
-          <w:p>
-            <w:r>
-              <w:rPr>
-                <w:sz w:val="18"/>
-              </w:rPr>
-              <w:t>0</w:t>
-            </w:r>
-          </w:p>
-        </w:tc>
-        <w:tc>
-          <w:tcPr>
-            <w:tcW w:type="dxa" w:w="2304"/>
-          </w:tcPr>
-          <w:p>
-            <w:r>
-              <w:rPr>
-                <w:sz w:val="18"/>
-              </w:rPr>
-              <w:t>1</w:t>
-            </w:r>
-          </w:p>
-        </w:tc>
-        <w:tc>
-          <w:tcPr>
-            <w:tcW w:type="dxa" w:w="1728"/>
-          </w:tcPr>
-          <w:p>
-            <w:r>
-              <w:rPr>
-                <w:sz w:val="18"/>
-              </w:rPr>
-              <w:t>0.0%</w:t>
-            </w:r>
-          </w:p>
-        </w:tc>
-      </w:tr>
-      <w:tr>
-        <w:tc>
-          <w:tcPr>
-            <w:tcW w:type="dxa" w:w="4320"/>
-          </w:tcPr>
-          <w:p>
-            <w:r>
-              <w:rPr>
-                <w:sz w:val="18"/>
-              </w:rPr>
-              <w:t>Documented</w:t>
-            </w:r>
-          </w:p>
-        </w:tc>
-        <w:tc>
-          <w:tcPr>
-            <w:tcW w:type="dxa" w:w="1728"/>
-          </w:tcPr>
-          <w:p>
-            <w:r>
-              <w:rPr>
-                <w:sz w:val="18"/>
-              </w:rPr>
-              <w:t>0</w:t>
-            </w:r>
-          </w:p>
-        </w:tc>
-        <w:tc>
-          <w:tcPr>
-            <w:tcW w:type="dxa" w:w="2304"/>
-          </w:tcPr>
-          <w:p>
-            <w:r>
-              <w:rPr>
-                <w:sz w:val="18"/>
-              </w:rPr>
-              <w:t>5</w:t>
-            </w:r>
-          </w:p>
-        </w:tc>
-        <w:tc>
-          <w:tcPr>
-            <w:tcW w:type="dxa" w:w="1728"/>
-          </w:tcPr>
-          <w:p>
-            <w:r>
-              <w:rPr>
-                <w:sz w:val="18"/>
-              </w:rPr>
-              <w:t>0.0%</w:t>
-            </w:r>
-          </w:p>
-        </w:tc>
-      </w:tr>
-      <w:tr>
-        <w:tc>
-          <w:tcPr>
-            <w:tcW w:type="dxa" w:w="4320"/>
-          </w:tcPr>
-          <w:p>
-            <w:r>
-              <w:rPr>
-                <w:sz w:val="18"/>
-              </w:rPr>
-              <w:t>ProPublica</w:t>
-            </w:r>
-          </w:p>
-        </w:tc>
-        <w:tc>
-          <w:tcPr>
-            <w:tcW w:type="dxa" w:w="1728"/>
-          </w:tcPr>
-          <w:p>
-            <w:r>
-              <w:rPr>
-                <w:sz w:val="18"/>
-              </w:rPr>
-              <w:t>0</w:t>
-            </w:r>
-          </w:p>
-        </w:tc>
-        <w:tc>
-          <w:tcPr>
-            <w:tcW w:type="dxa" w:w="2304"/>
-          </w:tcPr>
-          <w:p>
-            <w:r>
-              <w:rPr>
-                <w:sz w:val="18"/>
-              </w:rPr>
-              <w:t>2</w:t>
-            </w:r>
-          </w:p>
-        </w:tc>
-        <w:tc>
-          <w:tcPr>
-            <w:tcW w:type="dxa" w:w="1728"/>
-          </w:tcPr>
-          <w:p>
-            <w:r>
-              <w:rPr>
-                <w:sz w:val="18"/>
-              </w:rPr>
-              <w:t>0.0%</w:t>
-            </w:r>
-          </w:p>
-        </w:tc>
-      </w:tr>
-      <w:tr>
-        <w:tc>
-          <w:tcPr>
-            <w:tcW w:type="dxa" w:w="4320"/>
-          </w:tcPr>
-          <w:p>
-            <w:r>
-              <w:rPr>
-                <w:sz w:val="18"/>
-              </w:rPr>
-              <w:t>Bellingcat</w:t>
+              <w:t>Deadline</w:t>
             </w:r>
           </w:p>
         </w:tc>
@@ -2235,7 +1803,7 @@
           </w:tcPr>
           <w:p>
             <w:r>
-              <w:t>sourcing depth</w:t>
+              <w:t>exclusivity</w:t>
             </w:r>
           </w:p>
         </w:tc>
@@ -2245,7 +1813,7 @@
           </w:tcPr>
           <w:p>
             <w:r>
-              <w:t>17</w:t>
+              <w:t>10</w:t>
             </w:r>
           </w:p>
         </w:tc>
@@ -2257,7 +1825,7 @@
           </w:tcPr>
           <w:p>
             <w:r>
-              <w:t>exclusivity</w:t>
+              <w:t>primary source</w:t>
             </w:r>
           </w:p>
         </w:tc>
@@ -2267,7 +1835,7 @@
           </w:tcPr>
           <w:p>
             <w:r>
-              <w:t>15</w:t>
+              <w:t>7</w:t>
             </w:r>
           </w:p>
         </w:tc>
@@ -2279,7 +1847,7 @@
           </w:tcPr>
           <w:p>
             <w:r>
-              <w:t>primary source</w:t>
+              <w:t>sourcing depth</w:t>
             </w:r>
           </w:p>
         </w:tc>
@@ -2289,7 +1857,7 @@
           </w:tcPr>
           <w:p>
             <w:r>
-              <w:t>14</w:t>
+              <w:t>7</w:t>
             </w:r>
           </w:p>
         </w:tc>
@@ -2311,29 +1879,7 @@
           </w:tcPr>
           <w:p>
             <w:r>
-              <w:t>4</w:t>
-            </w:r>
-          </w:p>
-        </w:tc>
-      </w:tr>
-      <w:tr>
-        <w:tc>
-          <w:tcPr>
-            <w:tcW w:type="dxa" w:w="4320"/>
-          </w:tcPr>
-          <w:p>
-            <w:r>
-              <w:t>institutional record</w:t>
-            </w:r>
-          </w:p>
-        </w:tc>
-        <w:tc>
-          <w:tcPr>
-            <w:tcW w:type="dxa" w:w="1728"/>
-          </w:tcPr>
-          <w:p>
-            <w:r>
-              <w:t>1</w:t>
+              <w:t>3</w:t>
             </w:r>
           </w:p>
         </w:tc>
@@ -2507,7 +2053,7 @@
               <w:rPr>
                 <w:sz w:val="17"/>
               </w:rPr>
-              <w:t>6</w:t>
+              <w:t>4</w:t>
             </w:r>
           </w:p>
         </w:tc>
@@ -2522,7 +2068,7 @@
                   <w:color w:val="1155CC"/>
                   <w:u w:val="single"/>
                 </w:rPr>
-                <w:t>Pentagon moves to fire publisher and editor of Stars and Stripes</w:t>
+                <w:t>They're not politicians, but critics say they wield real power in Canberra</w:t>
               </w:r>
             </w:hyperlink>
           </w:p>
@@ -2536,7 +2082,7 @@
               <w:rPr>
                 <w:sz w:val="17"/>
               </w:rPr>
-              <w:t>CBS News</w:t>
+              <w:t>ABC Australia</w:t>
             </w:r>
           </w:p>
         </w:tc>
@@ -2549,7 +2095,6 @@
               <w:rPr>
                 <w:sz w:val="17"/>
               </w:rPr>
-              <w:t>sourcing depth</w:t>
             </w:r>
           </w:p>
         </w:tc>
@@ -2562,7 +2107,7 @@
               <w:rPr>
                 <w:sz w:val="17"/>
               </w:rPr>
-              <w:t>2</w:t>
+              <w:t>3</w:t>
             </w:r>
           </w:p>
         </w:tc>
@@ -2602,7 +2147,7 @@
               <w:rPr>
                 <w:sz w:val="17"/>
               </w:rPr>
-              <w:t>6</w:t>
+              <w:t>2</w:t>
             </w:r>
           </w:p>
         </w:tc>
@@ -2617,7 +2162,7 @@
                   <w:color w:val="1155CC"/>
                   <w:u w:val="single"/>
                 </w:rPr>
-                <w:t>Scoop: DOJ, TikTok settle for $400 million in children's privacy suit</w:t>
+                <w:t>'King rat': Inside Barnaby Joyce's defection to One Nation</w:t>
               </w:r>
             </w:hyperlink>
           </w:p>
@@ -2631,7 +2176,7 @@
               <w:rPr>
                 <w:sz w:val="17"/>
               </w:rPr>
-              <w:t>Axios</w:t>
+              <w:t>ABC Australia</w:t>
             </w:r>
           </w:p>
         </w:tc>
@@ -2644,7 +2189,6 @@
               <w:rPr>
                 <w:sz w:val="17"/>
               </w:rPr>
-              <w:t>exclusivity, headline label, primary source</w:t>
             </w:r>
           </w:p>
         </w:tc>
@@ -2657,7 +2201,7 @@
               <w:rPr>
                 <w:sz w:val="17"/>
               </w:rPr>
-              <w:t>1</w:t>
+              <w:t>2</w:t>
             </w:r>
           </w:p>
         </w:tc>
@@ -2670,7 +2214,6 @@
               <w:rPr>
                 <w:sz w:val="17"/>
               </w:rPr>
-              <w:t>Variety</w:t>
             </w:r>
           </w:p>
         </w:tc>
@@ -2698,7 +2241,7 @@
               <w:rPr>
                 <w:sz w:val="17"/>
               </w:rPr>
-              <w:t>4</w:t>
+              <w:t>2</w:t>
             </w:r>
           </w:p>
         </w:tc>
@@ -2713,7 +2256,7 @@
                   <w:color w:val="1155CC"/>
                   <w:u w:val="single"/>
                 </w:rPr>
-                <w:t>LAPD investigates Nicolas Cage movie that went missing at Netflix</w:t>
+                <w:t>The Canadian province set to vote on becoming a breakaway country</w:t>
               </w:r>
             </w:hyperlink>
           </w:p>
@@ -2727,7 +2270,7 @@
               <w:rPr>
                 <w:sz w:val="17"/>
               </w:rPr>
-              <w:t>Los Angeles Times</w:t>
+              <w:t>ABC Australia</w:t>
             </w:r>
           </w:p>
         </w:tc>
@@ -2740,7 +2283,6 @@
               <w:rPr>
                 <w:sz w:val="17"/>
               </w:rPr>
-              <w:t>primary source, sourcing depth</w:t>
             </w:r>
           </w:p>
         </w:tc>
@@ -2753,7 +2295,7 @@
               <w:rPr>
                 <w:sz w:val="17"/>
               </w:rPr>
-              <w:t>1</w:t>
+              <w:t>2</w:t>
             </w:r>
           </w:p>
         </w:tc>
@@ -2793,7 +2335,7 @@
               <w:rPr>
                 <w:sz w:val="17"/>
               </w:rPr>
-              <w:t>4</w:t>
+              <w:t>2</w:t>
             </w:r>
           </w:p>
         </w:tc>
@@ -2808,7 +2350,7 @@
                   <w:color w:val="1155CC"/>
                   <w:u w:val="single"/>
                 </w:rPr>
-                <w:t>Exclusive: Key OpenAI Sales Executive Kaylin Voss Resigns</w:t>
+                <w:t>Traditional owners relieved they won't have to watch another Juukan Gorge disaster</w:t>
               </w:r>
             </w:hyperlink>
           </w:p>
@@ -2822,7 +2364,7 @@
               <w:rPr>
                 <w:sz w:val="17"/>
               </w:rPr>
-              <w:t>The Information</w:t>
+              <w:t>ABC Australia</w:t>
             </w:r>
           </w:p>
         </w:tc>
@@ -2835,7 +2377,6 @@
               <w:rPr>
                 <w:sz w:val="17"/>
               </w:rPr>
-              <w:t>exclusivity, headline label</w:t>
             </w:r>
           </w:p>
         </w:tc>
@@ -2848,7 +2389,7 @@
               <w:rPr>
                 <w:sz w:val="17"/>
               </w:rPr>
-              <w:t>1</w:t>
+              <w:t>2</w:t>
             </w:r>
           </w:p>
         </w:tc>
@@ -2888,7 +2429,7 @@
               <w:rPr>
                 <w:sz w:val="17"/>
               </w:rPr>
-              <w:t>4</w:t>
+              <w:t>2</w:t>
             </w:r>
           </w:p>
         </w:tc>
@@ -2903,7 +2444,7 @@
                   <w:color w:val="1155CC"/>
                   <w:u w:val="single"/>
                 </w:rPr>
-                <w:t>Meet the 51 women competing to be Miss USA 2026</w:t>
+                <w:t>Dog, rabbit and fox fur found in toys and key rings sold in markets and online</w:t>
               </w:r>
             </w:hyperlink>
           </w:p>
@@ -2917,7 +2458,7 @@
               <w:rPr>
                 <w:sz w:val="17"/>
               </w:rPr>
-              <w:t>Business Insider</w:t>
+              <w:t>ABC Australia</w:t>
             </w:r>
           </w:p>
         </w:tc>
@@ -2942,7 +2483,7 @@
               <w:rPr>
                 <w:sz w:val="17"/>
               </w:rPr>
-              <w:t>3</w:t>
+              <w:t>2</w:t>
             </w:r>
           </w:p>
         </w:tc>
@@ -2982,7 +2523,7 @@
               <w:rPr>
                 <w:sz w:val="17"/>
               </w:rPr>
-              <w:t>4</w:t>
+              <w:t>6</w:t>
             </w:r>
           </w:p>
         </w:tc>
@@ -2997,7 +2538,7 @@
                   <w:color w:val="1155CC"/>
                   <w:u w:val="single"/>
                 </w:rPr>
-                <w:t>US ambassador to Belgium criticizes Ghent University’s suspension of professor over Jason Arday accusations</w:t>
+                <w:t>Inside Germany's roughly $14 billion plan to deter Russia with a new arsenal of deep-strike missiles</w:t>
               </w:r>
             </w:hyperlink>
           </w:p>
@@ -3011,7 +2552,7 @@
               <w:rPr>
                 <w:sz w:val="17"/>
               </w:rPr>
-              <w:t>The Hill</w:t>
+              <w:t>Business Insider</w:t>
             </w:r>
           </w:p>
         </w:tc>
@@ -3024,7 +2565,7 @@
               <w:rPr>
                 <w:sz w:val="17"/>
               </w:rPr>
-              <w:t>primary source</w:t>
+              <w:t>primary source, sourcing depth</w:t>
             </w:r>
           </w:p>
         </w:tc>
@@ -3077,7 +2618,7 @@
               <w:rPr>
                 <w:sz w:val="17"/>
               </w:rPr>
-              <w:t>4</w:t>
+              <w:t>6</w:t>
             </w:r>
           </w:p>
         </w:tc>
@@ -3092,7 +2633,7 @@
                   <w:color w:val="1155CC"/>
                   <w:u w:val="single"/>
                 </w:rPr>
-                <w:t>Devoted Health is raising a new round of funding at a $25 billion valuation</w:t>
+                <w:t>Food stamp enrollment plunges as Trump’s demand for more paperwork pushes poor people off the rolls</w:t>
               </w:r>
             </w:hyperlink>
           </w:p>
@@ -3106,7 +2647,7 @@
               <w:rPr>
                 <w:sz w:val="17"/>
               </w:rPr>
-              <w:t>Business Insider</w:t>
+              <w:t>Fortune</w:t>
             </w:r>
           </w:p>
         </w:tc>
@@ -3119,7 +2660,6 @@
               <w:rPr>
                 <w:sz w:val="17"/>
               </w:rPr>
-              <w:t>sourcing depth</w:t>
             </w:r>
           </w:p>
         </w:tc>
@@ -3132,7 +2672,7 @@
               <w:rPr>
                 <w:sz w:val="17"/>
               </w:rPr>
-              <w:t>1</w:t>
+              <w:t>4</w:t>
             </w:r>
           </w:p>
         </w:tc>
@@ -3172,7 +2712,7 @@
               <w:rPr>
                 <w:sz w:val="17"/>
               </w:rPr>
-              <w:t>3</w:t>
+              <w:t>6</w:t>
             </w:r>
           </w:p>
         </w:tc>
@@ -3187,7 +2727,7 @@
                   <w:color w:val="1155CC"/>
                   <w:u w:val="single"/>
                 </w:rPr>
-                <w:t>Supreme Court temporarily allows Trump ballroom construction to continue</w:t>
+                <w:t>Pilot reports possible burn injuries after passenger's laptop catches fire</w:t>
               </w:r>
             </w:hyperlink>
           </w:p>
@@ -3201,7 +2741,7 @@
               <w:rPr>
                 <w:sz w:val="17"/>
               </w:rPr>
-              <w:t>NBC News</w:t>
+              <w:t>CBS News</w:t>
             </w:r>
           </w:p>
         </w:tc>
@@ -3214,7 +2754,7 @@
               <w:rPr>
                 <w:sz w:val="17"/>
               </w:rPr>
-              <w:t>primary source</w:t>
+              <w:t>exclusivity, primary source</w:t>
             </w:r>
           </w:p>
         </w:tc>
@@ -3240,7 +2780,6 @@
               <w:rPr>
                 <w:sz w:val="17"/>
               </w:rPr>
-              <w:t>South China Morning Post, CBS News, BBC News, Washington Post Politics, Axios</w:t>
             </w:r>
           </w:p>
         </w:tc>
@@ -3268,7 +2807,7 @@
               <w:rPr>
                 <w:sz w:val="17"/>
               </w:rPr>
-              <w:t>2</w:t>
+              <w:t>4</w:t>
             </w:r>
           </w:p>
         </w:tc>
@@ -3283,7 +2822,7 @@
                   <w:color w:val="1155CC"/>
                   <w:u w:val="single"/>
                 </w:rPr>
-                <w:t>Lil Durk Viral Mug Shot Is Fake, A.I.-Generated Image Circulates Online</w:t>
+                <w:t>‘The U.S. is not the only game in town anymore’ — Treasury debt faces more competition from higher-yielding bonds overseas than in recent decades</w:t>
               </w:r>
             </w:hyperlink>
           </w:p>
@@ -3297,7 +2836,7 @@
               <w:rPr>
                 <w:sz w:val="17"/>
               </w:rPr>
-              <w:t>TMZ</w:t>
+              <w:t>Fortune</w:t>
             </w:r>
           </w:p>
         </w:tc>
@@ -3310,7 +2849,6 @@
               <w:rPr>
                 <w:sz w:val="17"/>
               </w:rPr>
-              <w:t>exclusivity</w:t>
             </w:r>
           </w:p>
         </w:tc>
@@ -3323,7 +2861,7 @@
               <w:rPr>
                 <w:sz w:val="17"/>
               </w:rPr>
-              <w:t>1</w:t>
+              <w:t>3</w:t>
             </w:r>
           </w:p>
         </w:tc>
@@ -3363,7 +2901,7 @@
               <w:rPr>
                 <w:sz w:val="17"/>
               </w:rPr>
-              <w:t>2</w:t>
+              <w:t>4</w:t>
             </w:r>
           </w:p>
         </w:tc>
@@ -3378,7 +2916,7 @@
                   <w:color w:val="1155CC"/>
                   <w:u w:val="single"/>
                 </w:rPr>
-                <w:t>Kim Zolciak's Son Alleged Sexual Battery Case: Cops Pulling Security Footage, Cell Phone Data</w:t>
+                <w:t>Vigil held for family who died in sea off Shoreham</w:t>
               </w:r>
             </w:hyperlink>
           </w:p>
@@ -3392,7 +2930,7 @@
               <w:rPr>
                 <w:sz w:val="17"/>
               </w:rPr>
-              <w:t>TMZ</w:t>
+              <w:t>BBC News</w:t>
             </w:r>
           </w:p>
         </w:tc>
@@ -3405,7 +2943,6 @@
               <w:rPr>
                 <w:sz w:val="17"/>
               </w:rPr>
-              <w:t>exclusivity</w:t>
             </w:r>
           </w:p>
         </w:tc>
@@ -3418,7 +2955,7 @@
               <w:rPr>
                 <w:sz w:val="17"/>
               </w:rPr>
-              <w:t>1</w:t>
+              <w:t>3</w:t>
             </w:r>
           </w:p>
         </w:tc>
@@ -3458,7 +2995,7 @@
               <w:rPr>
                 <w:sz w:val="17"/>
               </w:rPr>
-              <w:t>2</w:t>
+              <w:t>4</w:t>
             </w:r>
           </w:p>
         </w:tc>
@@ -3473,7 +3010,7 @@
                   <w:color w:val="1155CC"/>
                   <w:u w:val="single"/>
                 </w:rPr>
-                <w:t>Nolan Wells' Friends Send Legal Letter Threatening to Sue Reverend Al Sharpton</w:t>
+                <w:t>Scoop: Mike Rogers-AIPAC rupture roils Michigan Senate race</w:t>
               </w:r>
             </w:hyperlink>
           </w:p>
@@ -3487,7 +3024,7 @@
               <w:rPr>
                 <w:sz w:val="17"/>
               </w:rPr>
-              <w:t>TMZ</w:t>
+              <w:t>Axios</w:t>
             </w:r>
           </w:p>
         </w:tc>
@@ -3500,7 +3037,7 @@
               <w:rPr>
                 <w:sz w:val="17"/>
               </w:rPr>
-              <w:t>primary source</w:t>
+              <w:t>exclusivity, headline label</w:t>
             </w:r>
           </w:p>
         </w:tc>
@@ -3553,7 +3090,7 @@
               <w:rPr>
                 <w:sz w:val="17"/>
               </w:rPr>
-              <w:t>2</w:t>
+              <w:t>4</w:t>
             </w:r>
           </w:p>
         </w:tc>
@@ -3568,7 +3105,7 @@
                   <w:color w:val="1155CC"/>
                   <w:u w:val="single"/>
                 </w:rPr>
-                <w:t>Recent college graduate identified as creator of phony L.A. mayor's race poll</w:t>
+                <w:t>Mackay makes cricket history as day one of inaugural Test match sells out</w:t>
               </w:r>
             </w:hyperlink>
           </w:p>
@@ -3582,7 +3119,7 @@
               <w:rPr>
                 <w:sz w:val="17"/>
               </w:rPr>
-              <w:t>Los Angeles Times</w:t>
+              <w:t>ABC Australia</w:t>
             </w:r>
           </w:p>
         </w:tc>
@@ -3607,7 +3144,7 @@
               <w:rPr>
                 <w:sz w:val="17"/>
               </w:rPr>
-              <w:t>2</w:t>
+              <w:t>3</w:t>
             </w:r>
           </w:p>
         </w:tc>
@@ -3647,7 +3184,7 @@
               <w:rPr>
                 <w:sz w:val="17"/>
               </w:rPr>
-              <w:t>2</w:t>
+              <w:t>4</w:t>
             </w:r>
           </w:p>
         </w:tc>
@@ -3662,7 +3199,7 @@
                   <w:color w:val="1155CC"/>
                   <w:u w:val="single"/>
                 </w:rPr>
-                <w:t>Lawsuit demands Logitech hand tariff refunds over to customers</w:t>
+                <w:t>Fifa general secretary Mattias Grafström sounded out about standing against Infantino</w:t>
               </w:r>
             </w:hyperlink>
           </w:p>
@@ -3676,7 +3213,7 @@
               <w:rPr>
                 <w:sz w:val="17"/>
               </w:rPr>
-              <w:t>Ars Technica</w:t>
+              <w:t>The Guardian US</w:t>
             </w:r>
           </w:p>
         </w:tc>
@@ -3689,7 +3226,7 @@
               <w:rPr>
                 <w:sz w:val="17"/>
               </w:rPr>
-              <w:t>primary source</w:t>
+              <w:t>exclusivity</w:t>
             </w:r>
           </w:p>
         </w:tc>
@@ -3702,7 +3239,7 @@
               <w:rPr>
                 <w:sz w:val="17"/>
               </w:rPr>
-              <w:t>1</w:t>
+              <w:t>2</w:t>
             </w:r>
           </w:p>
         </w:tc>
@@ -3742,7 +3279,7 @@
               <w:rPr>
                 <w:sz w:val="17"/>
               </w:rPr>
-              <w:t>2</w:t>
+              <w:t>4</w:t>
             </w:r>
           </w:p>
         </w:tc>
@@ -3757,7 +3294,7 @@
                   <w:color w:val="1155CC"/>
                   <w:u w:val="single"/>
                 </w:rPr>
-                <w:t>AI companies accused of hoarding and destroying millions of books</w:t>
+                <w:t>Delhi's electric tuktuk boom gets a hacking shock</w:t>
               </w:r>
             </w:hyperlink>
           </w:p>
@@ -3771,7 +3308,7 @@
               <w:rPr>
                 <w:sz w:val="17"/>
               </w:rPr>
-              <w:t>CBS News</w:t>
+              <w:t>ABC Australia</w:t>
             </w:r>
           </w:p>
         </w:tc>
@@ -3784,7 +3321,6 @@
               <w:rPr>
                 <w:sz w:val="17"/>
               </w:rPr>
-              <w:t>primary source</w:t>
             </w:r>
           </w:p>
         </w:tc>
@@ -3797,7 +3333,7 @@
               <w:rPr>
                 <w:sz w:val="17"/>
               </w:rPr>
-              <w:t>1</w:t>
+              <w:t>3</w:t>
             </w:r>
           </w:p>
         </w:tc>
@@ -3837,7 +3373,7 @@
               <w:rPr>
                 <w:sz w:val="17"/>
               </w:rPr>
-              <w:t>2</w:t>
+              <w:t>4</w:t>
             </w:r>
           </w:p>
         </w:tc>
@@ -3852,7 +3388,7 @@
                   <w:color w:val="1155CC"/>
                   <w:u w:val="single"/>
                 </w:rPr>
-                <w:t>Controversial pro-Trump attorney Ed Martin leaving administration</w:t>
+                <w:t>Paramount and State A.G. to Meet Monday to Discuss Settlement of Antitrust Case</w:t>
               </w:r>
             </w:hyperlink>
           </w:p>
@@ -3866,7 +3402,7 @@
               <w:rPr>
                 <w:sz w:val="17"/>
               </w:rPr>
-              <w:t>CBS News</w:t>
+              <w:t>Variety</w:t>
             </w:r>
           </w:p>
         </w:tc>
@@ -3879,6 +3415,7 @@
               <w:rPr>
                 <w:sz w:val="17"/>
               </w:rPr>
+              <w:t>sourcing depth</w:t>
             </w:r>
           </w:p>
         </w:tc>
@@ -3891,7 +3428,7 @@
               <w:rPr>
                 <w:sz w:val="17"/>
               </w:rPr>
-              <w:t>2</w:t>
+              <w:t>1</w:t>
             </w:r>
           </w:p>
         </w:tc>
@@ -3931,7 +3468,7 @@
               <w:rPr>
                 <w:sz w:val="17"/>
               </w:rPr>
-              <w:t>2</w:t>
+              <w:t>3</w:t>
             </w:r>
           </w:p>
         </w:tc>
@@ -3946,7 +3483,7 @@
                   <w:color w:val="1155CC"/>
                   <w:u w:val="single"/>
                 </w:rPr>
-                <w:t>Cardiac event reveals Olympian's rare heart condition: "There was a God present"</w:t>
+                <w:t>Thousands of sex offenders in England and Wales could get libido-suppressing drugs</w:t>
               </w:r>
             </w:hyperlink>
           </w:p>
@@ -3960,7 +3497,7 @@
               <w:rPr>
                 <w:sz w:val="17"/>
               </w:rPr>
-              <w:t>CBS News</w:t>
+              <w:t>The Guardian US</w:t>
             </w:r>
           </w:p>
         </w:tc>
@@ -3973,6 +3510,7 @@
               <w:rPr>
                 <w:sz w:val="17"/>
               </w:rPr>
+              <w:t>exclusivity</w:t>
             </w:r>
           </w:p>
         </w:tc>
@@ -4025,7 +3563,7 @@
               <w:rPr>
                 <w:sz w:val="17"/>
               </w:rPr>
-              <w:t>2</w:t>
+              <w:t>3</w:t>
             </w:r>
           </w:p>
         </w:tc>
@@ -4040,7 +3578,7 @@
                   <w:color w:val="1155CC"/>
                   <w:u w:val="single"/>
                 </w:rPr>
-                <w:t>Court says prosecutor who subpoenaed Letitia James was unlawfully appointed</w:t>
+                <w:t>Sword attack in Sweden that killed 1 prompts probe into social media</w:t>
               </w:r>
             </w:hyperlink>
           </w:p>
@@ -4054,7 +3592,7 @@
               <w:rPr>
                 <w:sz w:val="17"/>
               </w:rPr>
-              <w:t>CBS News</w:t>
+              <w:t>South China Morning Post</w:t>
             </w:r>
           </w:p>
         </w:tc>
@@ -4067,6 +3605,7 @@
               <w:rPr>
                 <w:sz w:val="17"/>
               </w:rPr>
+              <w:t>sourcing depth</w:t>
             </w:r>
           </w:p>
         </w:tc>
@@ -4079,7 +3618,7 @@
               <w:rPr>
                 <w:sz w:val="17"/>
               </w:rPr>
-              <w:t>2</w:t>
+              <w:t>1</w:t>
             </w:r>
           </w:p>
         </w:tc>
@@ -4119,7 +3658,7 @@
               <w:rPr>
                 <w:sz w:val="17"/>
               </w:rPr>
-              <w:t>2</w:t>
+              <w:t>3</w:t>
             </w:r>
           </w:p>
         </w:tc>
@@ -4134,7 +3673,7 @@
                   <w:color w:val="1155CC"/>
                   <w:u w:val="single"/>
                 </w:rPr>
-                <w:t>Ofcom investigating Sky News over Farage harassment claims</w:t>
+                <w:t>20 sailors kidnapped by Somali pirates near Yemen on US-sanctioned ship</w:t>
               </w:r>
             </w:hyperlink>
           </w:p>
@@ -4148,7 +3687,7 @@
               <w:rPr>
                 <w:sz w:val="17"/>
               </w:rPr>
-              <w:t>BBC News</w:t>
+              <w:t>South China Morning Post</w:t>
             </w:r>
           </w:p>
         </w:tc>
@@ -4161,6 +3700,7 @@
               <w:rPr>
                 <w:sz w:val="17"/>
               </w:rPr>
+              <w:t>sourcing depth</w:t>
             </w:r>
           </w:p>
         </w:tc>
@@ -4173,7 +3713,7 @@
               <w:rPr>
                 <w:sz w:val="17"/>
               </w:rPr>
-              <w:t>2</w:t>
+              <w:t>1</w:t>
             </w:r>
           </w:p>
         </w:tc>
@@ -4228,7 +3768,7 @@
                   <w:color w:val="1155CC"/>
                   <w:u w:val="single"/>
                 </w:rPr>
-                <w:t>DHS confirms just 185 non-citizens on Nevada voter rolls after claiming there were thousands more</w:t>
+                <w:t>Canada says it will match US tariffs 'dollar for dollar' as trade talks break down</w:t>
               </w:r>
             </w:hyperlink>
           </w:p>
@@ -4242,7 +3782,7 @@
               <w:rPr>
                 <w:sz w:val="17"/>
               </w:rPr>
-              <w:t>The Guardian US</w:t>
+              <w:t>BBC News</w:t>
             </w:r>
           </w:p>
         </w:tc>
@@ -4255,7 +3795,6 @@
               <w:rPr>
                 <w:sz w:val="17"/>
               </w:rPr>
-              <w:t>exclusivity</w:t>
             </w:r>
           </w:p>
         </w:tc>
@@ -4268,7 +3807,7 @@
               <w:rPr>
                 <w:sz w:val="17"/>
               </w:rPr>
-              <w:t>1</w:t>
+              <w:t>2</w:t>
             </w:r>
           </w:p>
         </w:tc>
@@ -4281,6 +3820,7 @@
               <w:rPr>
                 <w:sz w:val="17"/>
               </w:rPr>
+              <w:t>Bloomberg, South China Morning Post, Axios</w:t>
             </w:r>
           </w:p>
         </w:tc>
@@ -4308,7 +3848,7 @@
               <w:rPr>
                 <w:sz w:val="17"/>
               </w:rPr>
-              <w:t>1</w:t>
+              <w:t>2</w:t>
             </w:r>
           </w:p>
         </w:tc>
@@ -4323,7 +3863,7 @@
                   <w:color w:val="1155CC"/>
                   <w:u w:val="single"/>
                 </w:rPr>
-                <w:t>Shaquille O’Neal: Marvel Turned Me Down for the ‘Avengers’ (EXCLUSIVE)</w:t>
+                <w:t>Buffalo Bills Star Ed Oliver's 2-Year-Old Son Dies After Drowning</w:t>
               </w:r>
             </w:hyperlink>
           </w:p>
@@ -4337,7 +3877,7 @@
               <w:rPr>
                 <w:sz w:val="17"/>
               </w:rPr>
-              <w:t>Variety</w:t>
+              <w:t>TMZ</w:t>
             </w:r>
           </w:p>
         </w:tc>
@@ -4403,7 +3943,7 @@
               <w:rPr>
                 <w:sz w:val="17"/>
               </w:rPr>
-              <w:t>10</w:t>
+              <w:t>2</w:t>
             </w:r>
           </w:p>
         </w:tc>
@@ -4418,7 +3958,7 @@
                   <w:color w:val="1155CC"/>
                   <w:u w:val="single"/>
                 </w:rPr>
-                <w:t>Chris Brown Ex-Housekeeper Wins Right To Collect Cut Of His Tour Income Over $13 Mil Debt</w:t>
+                <w:t>LIVE: Espanyol vs Real Madrid: La Liga</w:t>
               </w:r>
             </w:hyperlink>
           </w:p>
@@ -4432,7 +3972,7 @@
               <w:rPr>
                 <w:sz w:val="17"/>
               </w:rPr>
-              <w:t>TMZ</w:t>
+              <w:t>Al Jazeera English</w:t>
             </w:r>
           </w:p>
         </w:tc>
@@ -4445,7 +3985,6 @@
               <w:rPr>
                 <w:sz w:val="17"/>
               </w:rPr>
-              <w:t>exclusivity, primary source, sourcing depth</w:t>
             </w:r>
           </w:p>
         </w:tc>
@@ -4458,7 +3997,7 @@
               <w:rPr>
                 <w:sz w:val="17"/>
               </w:rPr>
-              <w:t>1</w:t>
+              <w:t>2</w:t>
             </w:r>
           </w:p>
         </w:tc>
@@ -4498,7 +4037,7 @@
               <w:rPr>
                 <w:sz w:val="17"/>
               </w:rPr>
-              <w:t>9</w:t>
+              <w:t>2</w:t>
             </w:r>
           </w:p>
         </w:tc>
@@ -4513,7 +4052,7 @@
                   <w:color w:val="1155CC"/>
                   <w:u w:val="single"/>
                 </w:rPr>
-                <w:t>WPP seeks to seal 'highly confidential and sensitive' client information from lawsuit with former exec</w:t>
+                <w:t>'Cheese paper' will double the life of your cheddar. We lab-tested nine storage solutions</w:t>
               </w:r>
             </w:hyperlink>
           </w:p>
@@ -4527,7 +4066,7 @@
               <w:rPr>
                 <w:sz w:val="17"/>
               </w:rPr>
-              <w:t>Business Insider</w:t>
+              <w:t>The Guardian US</w:t>
             </w:r>
           </w:p>
         </w:tc>
@@ -4540,7 +4079,6 @@
               <w:rPr>
                 <w:sz w:val="17"/>
               </w:rPr>
-              <w:t>primary source, sourcing depth</w:t>
             </w:r>
           </w:p>
         </w:tc>
@@ -4553,7 +4091,7 @@
               <w:rPr>
                 <w:sz w:val="17"/>
               </w:rPr>
-              <w:t>1</w:t>
+              <w:t>2</w:t>
             </w:r>
           </w:p>
         </w:tc>
@@ -4593,7 +4131,7 @@
               <w:rPr>
                 <w:sz w:val="17"/>
               </w:rPr>
-              <w:t>9</w:t>
+              <w:t>2</w:t>
             </w:r>
           </w:p>
         </w:tc>
@@ -4608,7 +4146,7 @@
                   <w:color w:val="1155CC"/>
                   <w:u w:val="single"/>
                 </w:rPr>
-                <w:t>Shaky future of Spectrum's Lakers channel adds more drama to the team's sale</w:t>
+                <w:t>Fifa president Infantino asked to stay away from youth tournament</w:t>
               </w:r>
             </w:hyperlink>
           </w:p>
@@ -4622,7 +4160,7 @@
               <w:rPr>
                 <w:sz w:val="17"/>
               </w:rPr>
-              <w:t>Los Angeles Times</w:t>
+              <w:t>BBC News</w:t>
             </w:r>
           </w:p>
         </w:tc>
@@ -4635,7 +4173,6 @@
               <w:rPr>
                 <w:sz w:val="17"/>
               </w:rPr>
-              <w:t>sourcing depth</w:t>
             </w:r>
           </w:p>
         </w:tc>
@@ -4648,7 +4185,7 @@
               <w:rPr>
                 <w:sz w:val="17"/>
               </w:rPr>
-              <w:t>1</w:t>
+              <w:t>2</w:t>
             </w:r>
           </w:p>
         </w:tc>
@@ -4661,6 +4198,7 @@
               <w:rPr>
                 <w:sz w:val="17"/>
               </w:rPr>
+              <w:t>The Guardian US</w:t>
             </w:r>
           </w:p>
         </w:tc>
@@ -4688,7 +4226,7 @@
               <w:rPr>
                 <w:sz w:val="17"/>
               </w:rPr>
-              <w:t>7</w:t>
+              <w:t>2</w:t>
             </w:r>
           </w:p>
         </w:tc>
@@ -4703,7 +4241,7 @@
                   <w:color w:val="1155CC"/>
                   <w:u w:val="single"/>
                 </w:rPr>
-                <w:t>Pixel 11 gets in on the digicam trend</w:t>
+                <w:t>Trump urges court to reject BBC's bid to secure records from his family in defamation case</w:t>
               </w:r>
             </w:hyperlink>
           </w:p>
@@ -4717,7 +4255,7 @@
               <w:rPr>
                 <w:sz w:val="17"/>
               </w:rPr>
-              <w:t>The Verge</w:t>
+              <w:t>ABC News</w:t>
             </w:r>
           </w:p>
         </w:tc>
@@ -4783,7 +4321,7 @@
               <w:rPr>
                 <w:sz w:val="17"/>
               </w:rPr>
-              <w:t>7</w:t>
+              <w:t>2</w:t>
             </w:r>
           </w:p>
         </w:tc>
@@ -4798,7 +4336,7 @@
                   <w:color w:val="1155CC"/>
                   <w:u w:val="single"/>
                 </w:rPr>
-                <w:t>JD Vance reportedly mocks Carney for trying to ‘out-tough’ Trump on trade</w:t>
+                <w:t>Meet the Florida architect who lost his roof at 12 — and now builds for the next Andrew</w:t>
               </w:r>
             </w:hyperlink>
           </w:p>
@@ -4812,7 +4350,7 @@
               <w:rPr>
                 <w:sz w:val="17"/>
               </w:rPr>
-              <w:t>The Guardian US</w:t>
+              <w:t>Fortune</w:t>
             </w:r>
           </w:p>
         </w:tc>
@@ -4825,7 +4363,6 @@
               <w:rPr>
                 <w:sz w:val="17"/>
               </w:rPr>
-              <w:t>primary source</w:t>
             </w:r>
           </w:p>
         </w:tc>
@@ -4838,7 +4375,7 @@
               <w:rPr>
                 <w:sz w:val="17"/>
               </w:rPr>
-              <w:t>1</w:t>
+              <w:t>2</w:t>
             </w:r>
           </w:p>
         </w:tc>
@@ -4878,7 +4415,7 @@
               <w:rPr>
                 <w:sz w:val="17"/>
               </w:rPr>
-              <w:t>6</w:t>
+              <w:t>8</w:t>
             </w:r>
           </w:p>
         </w:tc>
@@ -4893,7 +4430,7 @@
                   <w:color w:val="1155CC"/>
                   <w:u w:val="single"/>
                 </w:rPr>
-                <w:t>Why is Trump’s ‘human printer’ aide Natalie Harp suddenly in the spotlight? - The Latest</w:t>
+                <w:t>Hailey Bieber's Sister Alaia Avoids Jail Time Over Alleged Tampon-Throwing Incident</w:t>
               </w:r>
             </w:hyperlink>
           </w:p>
@@ -4907,7 +4444,7 @@
               <w:rPr>
                 <w:sz w:val="17"/>
               </w:rPr>
-              <w:t>The Guardian US</w:t>
+              <w:t>TMZ</w:t>
             </w:r>
           </w:p>
         </w:tc>
@@ -4920,6 +4457,7 @@
               <w:rPr>
                 <w:sz w:val="17"/>
               </w:rPr>
+              <w:t>exclusivity, sourcing depth</w:t>
             </w:r>
           </w:p>
         </w:tc>
@@ -4932,7 +4470,7 @@
               <w:rPr>
                 <w:sz w:val="17"/>
               </w:rPr>
-              <w:t>5</w:t>
+              <w:t>1</w:t>
             </w:r>
           </w:p>
         </w:tc>
@@ -4972,7 +4510,7 @@
               <w:rPr>
                 <w:sz w:val="17"/>
               </w:rPr>
-              <w:t>6</w:t>
+              <w:t>8</w:t>
             </w:r>
           </w:p>
         </w:tc>
@@ -4987,7 +4525,7 @@
                   <w:color w:val="1155CC"/>
                   <w:u w:val="single"/>
                 </w:rPr>
-                <w:t>When TV turns sour: the shows we simply can’t stomach any more</w:t>
+                <w:t>'Stop gaslighting me!': Florida Democrats' Senate nominee and party chair have heated call over socialism</w:t>
               </w:r>
             </w:hyperlink>
           </w:p>
@@ -5001,7 +4539,7 @@
               <w:rPr>
                 <w:sz w:val="17"/>
               </w:rPr>
-              <w:t>The Guardian US</w:t>
+              <w:t>Axios</w:t>
             </w:r>
           </w:p>
         </w:tc>
@@ -5014,6 +4552,7 @@
               <w:rPr>
                 <w:sz w:val="17"/>
               </w:rPr>
+              <w:t>sourcing depth</w:t>
             </w:r>
           </w:p>
         </w:tc>
@@ -5026,7 +4565,7 @@
               <w:rPr>
                 <w:sz w:val="17"/>
               </w:rPr>
-              <w:t>12</w:t>
+              <w:t>3</w:t>
             </w:r>
           </w:p>
         </w:tc>
@@ -5081,7 +4620,7 @@
                   <w:color w:val="1155CC"/>
                   <w:u w:val="single"/>
                 </w:rPr>
-                <w:t>Trump and former fixer Michael Cohen bury the hatchet</w:t>
+                <w:t>Lindsay Clancy killed her children. Why do many women support her? – Stateside with Kai and Carter</w:t>
               </w:r>
             </w:hyperlink>
           </w:p>
@@ -5095,7 +4634,7 @@
               <w:rPr>
                 <w:sz w:val="17"/>
               </w:rPr>
-              <w:t>NBC News</w:t>
+              <w:t>The Guardian US</w:t>
             </w:r>
           </w:p>
         </w:tc>
@@ -5120,7 +4659,7 @@
               <w:rPr>
                 <w:sz w:val="17"/>
               </w:rPr>
-              <w:t>4</w:t>
+              <w:t>5</w:t>
             </w:r>
           </w:p>
         </w:tc>
@@ -5160,7 +4699,7 @@
               <w:rPr>
                 <w:sz w:val="17"/>
               </w:rPr>
-              <w:t>5</w:t>
+              <w:t>4</w:t>
             </w:r>
           </w:p>
         </w:tc>
@@ -5175,7 +4714,7 @@
                   <w:color w:val="1155CC"/>
                   <w:u w:val="single"/>
                 </w:rPr>
-                <w:t>Origin Energy confirms some customers' bank account details accessed in hack</w:t>
+                <w:t>History made as Tasmanian red wins top gong at prestigious wine show</w:t>
               </w:r>
             </w:hyperlink>
           </w:p>
@@ -5202,7 +4741,6 @@
               <w:rPr>
                 <w:sz w:val="17"/>
               </w:rPr>
-              <w:t>primary source</w:t>
             </w:r>
           </w:p>
         </w:tc>
@@ -5215,7 +4753,7 @@
               <w:rPr>
                 <w:sz w:val="17"/>
               </w:rPr>
-              <w:t>2</w:t>
+              <w:t>3</w:t>
             </w:r>
           </w:p>
         </w:tc>
@@ -5270,7 +4808,7 @@
                   <w:color w:val="1155CC"/>
                   <w:u w:val="single"/>
                 </w:rPr>
-                <w:t>Desinformation: Sieht aus wie die SZ, ist aber nicht die SZ: Wie man Fälschungen erkennt</w:t>
+                <w:t>NFL Star Rashod Bateman Arrested For Allegedly Attacking Ex's Car With Newborn Inside</w:t>
               </w:r>
             </w:hyperlink>
           </w:p>
@@ -5284,7 +4822,7 @@
               <w:rPr>
                 <w:sz w:val="17"/>
               </w:rPr>
-              <w:t>Sueddeutsche Zeitung</w:t>
+              <w:t>TMZ</w:t>
             </w:r>
           </w:p>
         </w:tc>
@@ -5297,6 +4835,7 @@
               <w:rPr>
                 <w:sz w:val="17"/>
               </w:rPr>
+              <w:t>exclusivity</w:t>
             </w:r>
           </w:p>
         </w:tc>
@@ -5309,7 +4848,7 @@
               <w:rPr>
                 <w:sz w:val="17"/>
               </w:rPr>
-              <w:t>3</w:t>
+              <w:t>1</w:t>
             </w:r>
           </w:p>
         </w:tc>
@@ -5364,7 +4903,7 @@
                   <w:color w:val="1155CC"/>
                   <w:u w:val="single"/>
                 </w:rPr>
-                <w:t>'The Ring' Star Daveigh Chase's Father Asks Court to Deny Her Mom's Request to be Administrator of Estate</w:t>
+                <w:t>Leader of Fat Marmot Week fights the budget cut era: ‘we’re going to be laughing our way down as the Titanic sinks’</w:t>
               </w:r>
             </w:hyperlink>
           </w:p>
@@ -5378,7 +4917,7 @@
               <w:rPr>
                 <w:sz w:val="17"/>
               </w:rPr>
-              <w:t>TMZ</w:t>
+              <w:t>Fortune</w:t>
             </w:r>
           </w:p>
         </w:tc>
@@ -5391,7 +4930,6 @@
               <w:rPr>
                 <w:sz w:val="17"/>
               </w:rPr>
-              <w:t>exclusivity</w:t>
             </w:r>
           </w:p>
         </w:tc>
@@ -5404,7 +4942,7 @@
               <w:rPr>
                 <w:sz w:val="17"/>
               </w:rPr>
-              <w:t>1</w:t>
+              <w:t>3</w:t>
             </w:r>
           </w:p>
         </w:tc>
@@ -5459,7 +4997,7 @@
                   <w:color w:val="1155CC"/>
                   <w:u w:val="single"/>
                 </w:rPr>
-                <w:t>Brad Pitt's Daughter Vivienne Takes Out Ad to Drop His Last Name</w:t>
+                <w:t>Republicans say let them eat overpriced burgers, turning on Trump for ‘flooding the market with foreign beef’</w:t>
               </w:r>
             </w:hyperlink>
           </w:p>
@@ -5473,7 +5011,7 @@
               <w:rPr>
                 <w:sz w:val="17"/>
               </w:rPr>
-              <w:t>TMZ</w:t>
+              <w:t>Fortune</w:t>
             </w:r>
           </w:p>
         </w:tc>
@@ -5486,7 +5024,6 @@
               <w:rPr>
                 <w:sz w:val="17"/>
               </w:rPr>
-              <w:t>exclusivity, institutional record</w:t>
             </w:r>
           </w:p>
         </w:tc>
@@ -5499,7 +5036,7 @@
               <w:rPr>
                 <w:sz w:val="17"/>
               </w:rPr>
-              <w:t>1</w:t>
+              <w:t>3</w:t>
             </w:r>
           </w:p>
         </w:tc>
@@ -5554,7 +5091,7 @@
                   <w:color w:val="1155CC"/>
                   <w:u w:val="single"/>
                 </w:rPr>
-                <w:t>Kim Zolciak, Kroy Biermann's Son Arrested for Alleged Aggravated Sodomy, Sexual Battery</w:t>
+                <w:t>Chief Justice John Roberts allows Trump’s ballroom crews to keep working 20-hour days</w:t>
               </w:r>
             </w:hyperlink>
           </w:p>
@@ -5568,7 +5105,7 @@
               <w:rPr>
                 <w:sz w:val="17"/>
               </w:rPr>
-              <w:t>TMZ</w:t>
+              <w:t>Fortune</w:t>
             </w:r>
           </w:p>
         </w:tc>
@@ -5581,7 +5118,6 @@
               <w:rPr>
                 <w:sz w:val="17"/>
               </w:rPr>
-              <w:t>exclusivity</w:t>
             </w:r>
           </w:p>
         </w:tc>
@@ -5594,7 +5130,7 @@
               <w:rPr>
                 <w:sz w:val="17"/>
               </w:rPr>
-              <w:t>1</w:t>
+              <w:t>3</w:t>
             </w:r>
           </w:p>
         </w:tc>
@@ -5607,7 +5143,6 @@
               <w:rPr>
                 <w:sz w:val="17"/>
               </w:rPr>
-              <w:t>Page Six</w:t>
             </w:r>
           </w:p>
         </w:tc>
@@ -5650,7 +5185,7 @@
                   <w:color w:val="1155CC"/>
                   <w:u w:val="single"/>
                 </w:rPr>
-                <w:t>Exclusive: Mel Brooks programs his 20 favorite films at American Cinematheque. Read the list</w:t>
+                <w:t>Exclusive: Amazon quietly hiked prices on Echo, Fire TV, Kindle, and eero overnight to offset ‘significant increases’ in memory costs</w:t>
               </w:r>
             </w:hyperlink>
           </w:p>
@@ -5664,7 +5199,7 @@
               <w:rPr>
                 <w:sz w:val="17"/>
               </w:rPr>
-              <w:t>Los Angeles Times</w:t>
+              <w:t>Fortune</w:t>
             </w:r>
           </w:p>
         </w:tc>
@@ -5745,7 +5280,7 @@
                   <w:color w:val="1155CC"/>
                   <w:u w:val="single"/>
                 </w:rPr>
-                <w:t>China and US push Southeast Asia over their AI blocs. Will it test region’s non-alignment?</w:t>
+                <w:t>Exclusive: OpenAI Explored Stake in Stargate Power Developer Lancium</w:t>
               </w:r>
             </w:hyperlink>
           </w:p>
@@ -5759,7 +5294,7 @@
               <w:rPr>
                 <w:sz w:val="17"/>
               </w:rPr>
-              <w:t>South China Morning Post</w:t>
+              <w:t>The Information</w:t>
             </w:r>
           </w:p>
         </w:tc>
@@ -5772,7 +5307,7 @@
               <w:rPr>
                 <w:sz w:val="17"/>
               </w:rPr>
-              <w:t>exclusivity, sourcing depth</w:t>
+              <w:t>exclusivity, headline label</w:t>
             </w:r>
           </w:p>
         </w:tc>
@@ -5825,7 +5360,7 @@
               <w:rPr>
                 <w:sz w:val="17"/>
               </w:rPr>
-              <w:t>4</w:t>
+              <w:t>3</w:t>
             </w:r>
           </w:p>
         </w:tc>
@@ -5840,7 +5375,7 @@
                   <w:color w:val="1155CC"/>
                   <w:u w:val="single"/>
                 </w:rPr>
-                <w:t>Mom says postpartum psychosis made her feel like "such a monster"</w:t>
+                <w:t>If Dodgers are put up for sale, previous runner-up Patrick Soon-Shiong is interested</w:t>
               </w:r>
             </w:hyperlink>
           </w:p>
@@ -5854,7 +5389,7 @@
               <w:rPr>
                 <w:sz w:val="17"/>
               </w:rPr>
-              <w:t>CBS News</w:t>
+              <w:t>Los Angeles Times</w:t>
             </w:r>
           </w:p>
         </w:tc>
@@ -5867,6 +5402,7 @@
               <w:rPr>
                 <w:sz w:val="17"/>
               </w:rPr>
+              <w:t>sourcing depth</w:t>
             </w:r>
           </w:p>
         </w:tc>
@@ -5879,7 +5415,7 @@
               <w:rPr>
                 <w:sz w:val="17"/>
               </w:rPr>
-              <w:t>3</w:t>
+              <w:t>1</w:t>
             </w:r>
           </w:p>
         </w:tc>
@@ -5919,7 +5455,7 @@
               <w:rPr>
                 <w:sz w:val="17"/>
               </w:rPr>
-              <w:t>4</w:t>
+              <w:t>2</w:t>
             </w:r>
           </w:p>
         </w:tc>
@@ -5934,7 +5470,7 @@
                   <w:color w:val="1155CC"/>
                   <w:u w:val="single"/>
                 </w:rPr>
-                <w:t>NATO’s Eastern Allies Plan to Cut US Base Costs to Placate Trump</w:t>
+                <w:t>Trump threatens $5bn lawsuit over liberal national guard policy report</w:t>
               </w:r>
             </w:hyperlink>
           </w:p>
@@ -5948,7 +5484,7 @@
               <w:rPr>
                 <w:sz w:val="17"/>
               </w:rPr>
-              <w:t>Bloomberg</w:t>
+              <w:t>The Guardian US</w:t>
             </w:r>
           </w:p>
         </w:tc>
@@ -5961,7 +5497,7 @@
               <w:rPr>
                 <w:sz w:val="17"/>
               </w:rPr>
-              <w:t>sourcing depth</w:t>
+              <w:t>primary source</w:t>
             </w:r>
           </w:p>
         </w:tc>
@@ -5987,6 +5523,7 @@
               <w:rPr>
                 <w:sz w:val="17"/>
               </w:rPr>
+              <w:t>CBS News</w:t>
             </w:r>
           </w:p>
         </w:tc>
@@ -6014,7 +5551,7 @@
               <w:rPr>
                 <w:sz w:val="17"/>
               </w:rPr>
-              <w:t>4</w:t>
+              <w:t>2</w:t>
             </w:r>
           </w:p>
         </w:tc>
@@ -6029,7 +5566,7 @@
                   <w:color w:val="1155CC"/>
                   <w:u w:val="single"/>
                 </w:rPr>
-                <w:t>Why Anthropic’s AI watermark is going further than its rivals — for now</w:t>
+                <w:t>Taylor Sheridan, Paramount Sued For Allegedly Stealing Idea For 'Yellowstone'</w:t>
               </w:r>
             </w:hyperlink>
           </w:p>
@@ -6043,7 +5580,7 @@
               <w:rPr>
                 <w:sz w:val="17"/>
               </w:rPr>
-              <w:t>Business Insider</w:t>
+              <w:t>TMZ</w:t>
             </w:r>
           </w:p>
         </w:tc>
@@ -6056,7 +5593,7 @@
               <w:rPr>
                 <w:sz w:val="17"/>
               </w:rPr>
-              <w:t>sourcing depth</w:t>
+              <w:t>primary source</w:t>
             </w:r>
           </w:p>
         </w:tc>
@@ -6069,7 +5606,7 @@
               <w:rPr>
                 <w:sz w:val="17"/>
               </w:rPr>
-              <w:t>2</w:t>
+              <w:t>1</w:t>
             </w:r>
           </w:p>
         </w:tc>
@@ -6082,6 +5619,7 @@
               <w:rPr>
                 <w:sz w:val="17"/>
               </w:rPr>
+              <w:t>Variety</w:t>
             </w:r>
           </w:p>
         </w:tc>
@@ -6109,7 +5647,7 @@
               <w:rPr>
                 <w:sz w:val="17"/>
               </w:rPr>
-              <w:t>4</w:t>
+              <w:t>2</w:t>
             </w:r>
           </w:p>
         </w:tc>
@@ -6124,7 +5662,7 @@
                   <w:color w:val="1155CC"/>
                   <w:u w:val="single"/>
                 </w:rPr>
-                <w:t>Opinion: A cure for HIV would be a triumph. But it shouldn’t harm survivors</w:t>
+                <w:t>TikTok reaches $400M settlement over children’s privacy lawsuit</w:t>
               </w:r>
             </w:hyperlink>
           </w:p>
@@ -6138,7 +5676,7 @@
               <w:rPr>
                 <w:sz w:val="17"/>
               </w:rPr>
-              <w:t>STAT</w:t>
+              <w:t>TechCrunch</w:t>
             </w:r>
           </w:p>
         </w:tc>
@@ -6151,6 +5689,7 @@
               <w:rPr>
                 <w:sz w:val="17"/>
               </w:rPr>
+              <w:t>primary source</w:t>
             </w:r>
           </w:p>
         </w:tc>
@@ -6163,7 +5702,7 @@
               <w:rPr>
                 <w:sz w:val="17"/>
               </w:rPr>
-              <w:t>3</w:t>
+              <w:t>1</w:t>
             </w:r>
           </w:p>
         </w:tc>
@@ -6176,6 +5715,7 @@
               <w:rPr>
                 <w:sz w:val="17"/>
               </w:rPr>
+              <w:t>Fortune, The Information, South China Morning Post, Courthouse News, BBC News +2 more</w:t>
             </w:r>
           </w:p>
         </w:tc>
@@ -6203,7 +5743,7 @@
               <w:rPr>
                 <w:sz w:val="17"/>
               </w:rPr>
-              <w:t>4</w:t>
+              <w:t>2</w:t>
             </w:r>
           </w:p>
         </w:tc>
@@ -6218,7 +5758,7 @@
                   <w:color w:val="1155CC"/>
                   <w:u w:val="single"/>
                 </w:rPr>
-                <w:t>Gen Z turns against capitalism as DSA takes off</w:t>
+                <w:t>Pentagon fires publisher and editor of US military news outlet Stars and Stripes</w:t>
               </w:r>
             </w:hyperlink>
           </w:p>
@@ -6232,7 +5772,7 @@
               <w:rPr>
                 <w:sz w:val="17"/>
               </w:rPr>
-              <w:t>The Hill</w:t>
+              <w:t>The Guardian US</w:t>
             </w:r>
           </w:p>
         </w:tc>
@@ -6257,7 +5797,7 @@
               <w:rPr>
                 <w:sz w:val="17"/>
               </w:rPr>
-              <w:t>3</w:t>
+              <w:t>2</w:t>
             </w:r>
           </w:p>
         </w:tc>
@@ -6297,7 +5837,7 @@
               <w:rPr>
                 <w:sz w:val="17"/>
               </w:rPr>
-              <w:t>8</w:t>
+              <w:t>2</w:t>
             </w:r>
           </w:p>
         </w:tc>
@@ -6312,7 +5852,7 @@
                   <w:color w:val="1155CC"/>
                   <w:u w:val="single"/>
                 </w:rPr>
-                <w:t>Perez Hilton Granted Supervised Visitation With His Kids</w:t>
+                <w:t>U.S. alcohol bans must end for trade deal to happen, Canada's ambassador told council: sources</w:t>
               </w:r>
             </w:hyperlink>
           </w:p>
@@ -6326,7 +5866,7 @@
               <w:rPr>
                 <w:sz w:val="17"/>
               </w:rPr>
-              <w:t>TMZ</w:t>
+              <w:t>CBC News</w:t>
             </w:r>
           </w:p>
         </w:tc>
@@ -6339,7 +5879,7 @@
               <w:rPr>
                 <w:sz w:val="17"/>
               </w:rPr>
-              <w:t>exclusivity, sourcing depth</w:t>
+              <w:t>exclusivity</w:t>
             </w:r>
           </w:p>
         </w:tc>
@@ -6365,7 +5905,6 @@
               <w:rPr>
                 <w:sz w:val="17"/>
               </w:rPr>
-              <w:t>Los Angeles Times</w:t>
             </w:r>
           </w:p>
         </w:tc>
@@ -6393,7 +5932,7 @@
               <w:rPr>
                 <w:sz w:val="17"/>
               </w:rPr>
-              <w:t>7</w:t>
+              <w:t>2</w:t>
             </w:r>
           </w:p>
         </w:tc>
@@ -6408,7 +5947,7 @@
                   <w:color w:val="1155CC"/>
                   <w:u w:val="single"/>
                 </w:rPr>
-                <w:t>Woman accused of plotting "major attack" on New York State Capitol building</w:t>
+                <w:t>Chris Aronson Files $4 Million Age Discrimination Suit Over Ouster at Paramount</w:t>
               </w:r>
             </w:hyperlink>
           </w:p>
@@ -6422,7 +5961,7 @@
               <w:rPr>
                 <w:sz w:val="17"/>
               </w:rPr>
-              <w:t>CBS News</w:t>
+              <w:t>Variety</w:t>
             </w:r>
           </w:p>
         </w:tc>
@@ -6448,7 +5987,7 @@
               <w:rPr>
                 <w:sz w:val="17"/>
               </w:rPr>
-              <w:t>3</w:t>
+              <w:t>1</w:t>
             </w:r>
           </w:p>
         </w:tc>
@@ -6461,7 +6000,6 @@
               <w:rPr>
                 <w:sz w:val="17"/>
               </w:rPr>
-              <w:t>South China Morning Post</w:t>
             </w:r>
           </w:p>
         </w:tc>
@@ -6489,7 +6027,7 @@
               <w:rPr>
                 <w:sz w:val="17"/>
               </w:rPr>
-              <w:t>7</w:t>
+              <w:t>2</w:t>
             </w:r>
           </w:p>
         </w:tc>
@@ -6504,7 +6042,7 @@
                   <w:color w:val="1155CC"/>
                   <w:u w:val="single"/>
                 </w:rPr>
-                <w:t>Website behind widely shared fake election polls run by 21-year-old</w:t>
+                <w:t>Guilt and isolation: Genocide survivors on adjusting to life in Australia</w:t>
               </w:r>
             </w:hyperlink>
           </w:p>
@@ -6518,7 +6056,7 @@
               <w:rPr>
                 <w:sz w:val="17"/>
               </w:rPr>
-              <w:t>The Guardian US</w:t>
+              <w:t>ABC Australia</w:t>
             </w:r>
           </w:p>
         </w:tc>
@@ -6531,7 +6069,6 @@
               <w:rPr>
                 <w:sz w:val="17"/>
               </w:rPr>
-              <w:t>exclusivity</w:t>
             </w:r>
           </w:p>
         </w:tc>
@@ -6544,7 +6081,7 @@
               <w:rPr>
                 <w:sz w:val="17"/>
               </w:rPr>
-              <w:t>3</w:t>
+              <w:t>2</w:t>
             </w:r>
           </w:p>
         </w:tc>
@@ -6584,7 +6121,7 @@
               <w:rPr>
                 <w:sz w:val="17"/>
               </w:rPr>
-              <w:t>6</w:t>
+              <w:t>2</w:t>
             </w:r>
           </w:p>
         </w:tc>
@@ -6599,7 +6136,7 @@
                   <w:color w:val="1155CC"/>
                   <w:u w:val="single"/>
                 </w:rPr>
-                <w:t>Trump oblivious to voter fury about data centers, saying ‘the jobs are enormous and the money paid, the taxes paid, are just enormous’</w:t>
+                <w:t>Jen Shah will be a free woman following 8 months of home confinement, 33 months in prison for fraud</w:t>
               </w:r>
             </w:hyperlink>
           </w:p>
@@ -6613,7 +6150,7 @@
               <w:rPr>
                 <w:sz w:val="17"/>
               </w:rPr>
-              <w:t>Fortune</w:t>
+              <w:t>Page Six</w:t>
             </w:r>
           </w:p>
         </w:tc>
@@ -6638,7 +6175,7 @@
               <w:rPr>
                 <w:sz w:val="17"/>
               </w:rPr>
-              <w:t>4</w:t>
+              <w:t>2</w:t>
             </w:r>
           </w:p>
         </w:tc>
@@ -6678,7 +6215,7 @@
               <w:rPr>
                 <w:sz w:val="17"/>
               </w:rPr>
-              <w:t>5</w:t>
+              <w:t>2</w:t>
             </w:r>
           </w:p>
         </w:tc>
@@ -6693,7 +6230,7 @@
                   <w:color w:val="1155CC"/>
                   <w:u w:val="single"/>
                 </w:rPr>
-                <w:t>Surrogate who had baby in Texas against parents’ wishes denies ‘political theater’ accusation</w:t>
+                <w:t>Trump cites national security as Supreme Court weighs challenge to ballroom</w:t>
               </w:r>
             </w:hyperlink>
           </w:p>
@@ -6707,1427 +6244,7 @@
               <w:rPr>
                 <w:sz w:val="17"/>
               </w:rPr>
-              <w:t>NBC News</w:t>
-            </w:r>
-          </w:p>
-        </w:tc>
-        <w:tc>
-          <w:tcPr>
-            <w:tcW w:type="dxa" w:w="2304"/>
-          </w:tcPr>
-          <w:p>
-            <w:r>
-              <w:rPr>
-                <w:sz w:val="17"/>
-              </w:rPr>
-              <w:t>primary source, sourcing depth</w:t>
-            </w:r>
-          </w:p>
-        </w:tc>
-        <w:tc>
-          <w:tcPr>
-            <w:tcW w:type="dxa" w:w="1008"/>
-          </w:tcPr>
-          <w:p>
-            <w:r>
-              <w:rPr>
-                <w:sz w:val="17"/>
-              </w:rPr>
-              <w:t>1</w:t>
-            </w:r>
-          </w:p>
-        </w:tc>
-        <w:tc>
-          <w:tcPr>
-            <w:tcW w:type="dxa" w:w="3168"/>
-          </w:tcPr>
-          <w:p>
-            <w:r>
-              <w:rPr>
-                <w:sz w:val="17"/>
-              </w:rPr>
-              <w:t>CBS News</w:t>
-            </w:r>
-          </w:p>
-        </w:tc>
-      </w:tr>
-      <w:tr>
-        <w:tc>
-          <w:tcPr>
-            <w:tcW w:type="dxa" w:w="576"/>
-          </w:tcPr>
-          <w:p>
-            <w:r>
-              <w:rPr>
-                <w:sz w:val="17"/>
-              </w:rPr>
-              <w:t>46</w:t>
-            </w:r>
-          </w:p>
-        </w:tc>
-        <w:tc>
-          <w:tcPr>
-            <w:tcW w:type="dxa" w:w="864"/>
-          </w:tcPr>
-          <w:p>
-            <w:r>
-              <w:rPr>
-                <w:sz w:val="17"/>
-              </w:rPr>
-              <w:t>4</w:t>
-            </w:r>
-          </w:p>
-        </w:tc>
-        <w:tc>
-          <w:tcPr>
-            <w:tcW w:type="dxa" w:w="5184"/>
-          </w:tcPr>
-          <w:p>
-            <w:hyperlink r:id="rId54">
-              <w:r>
-                <w:rPr>
-                  <w:color w:val="1155CC"/>
-                  <w:u w:val="single"/>
-                </w:rPr>
-                <w:t>The ParaBros Backlash: Threats To Leave L.A. &amp; An AG Who Won’t Back Down Divide Hollywood</w:t>
-              </w:r>
-            </w:hyperlink>
-          </w:p>
-        </w:tc>
-        <w:tc>
-          <w:tcPr>
-            <w:tcW w:type="dxa" w:w="1872"/>
-          </w:tcPr>
-          <w:p>
-            <w:r>
-              <w:rPr>
-                <w:sz w:val="17"/>
-              </w:rPr>
-              <w:t>Deadline</w:t>
-            </w:r>
-          </w:p>
-        </w:tc>
-        <w:tc>
-          <w:tcPr>
-            <w:tcW w:type="dxa" w:w="2304"/>
-          </w:tcPr>
-          <w:p>
-            <w:r>
-              <w:rPr>
-                <w:sz w:val="17"/>
-              </w:rPr>
-            </w:r>
-          </w:p>
-        </w:tc>
-        <w:tc>
-          <w:tcPr>
-            <w:tcW w:type="dxa" w:w="1008"/>
-          </w:tcPr>
-          <w:p>
-            <w:r>
-              <w:rPr>
-                <w:sz w:val="17"/>
-              </w:rPr>
-              <w:t>3</w:t>
-            </w:r>
-          </w:p>
-        </w:tc>
-        <w:tc>
-          <w:tcPr>
-            <w:tcW w:type="dxa" w:w="3168"/>
-          </w:tcPr>
-          <w:p>
-            <w:r>
-              <w:rPr>
-                <w:sz w:val="17"/>
-              </w:rPr>
-            </w:r>
-          </w:p>
-        </w:tc>
-      </w:tr>
-      <w:tr>
-        <w:tc>
-          <w:tcPr>
-            <w:tcW w:type="dxa" w:w="576"/>
-          </w:tcPr>
-          <w:p>
-            <w:r>
-              <w:rPr>
-                <w:sz w:val="17"/>
-              </w:rPr>
-              <w:t>47</w:t>
-            </w:r>
-          </w:p>
-        </w:tc>
-        <w:tc>
-          <w:tcPr>
-            <w:tcW w:type="dxa" w:w="864"/>
-          </w:tcPr>
-          <w:p>
-            <w:r>
-              <w:rPr>
-                <w:sz w:val="17"/>
-              </w:rPr>
-              <w:t>4</w:t>
-            </w:r>
-          </w:p>
-        </w:tc>
-        <w:tc>
-          <w:tcPr>
-            <w:tcW w:type="dxa" w:w="5184"/>
-          </w:tcPr>
-          <w:p>
-            <w:hyperlink r:id="rId55">
-              <w:r>
-                <w:rPr>
-                  <w:color w:val="1155CC"/>
-                  <w:u w:val="single"/>
-                </w:rPr>
-                <w:t>Cynthia Bailey claims Vicki Gunvalson had ‘no idea’ who she was during ‘RHUGT’ party</w:t>
-              </w:r>
-            </w:hyperlink>
-          </w:p>
-        </w:tc>
-        <w:tc>
-          <w:tcPr>
-            <w:tcW w:type="dxa" w:w="1872"/>
-          </w:tcPr>
-          <w:p>
-            <w:r>
-              <w:rPr>
-                <w:sz w:val="17"/>
-              </w:rPr>
-              <w:t>Page Six</w:t>
-            </w:r>
-          </w:p>
-        </w:tc>
-        <w:tc>
-          <w:tcPr>
-            <w:tcW w:type="dxa" w:w="2304"/>
-          </w:tcPr>
-          <w:p>
-            <w:r>
-              <w:rPr>
-                <w:sz w:val="17"/>
-              </w:rPr>
-            </w:r>
-          </w:p>
-        </w:tc>
-        <w:tc>
-          <w:tcPr>
-            <w:tcW w:type="dxa" w:w="1008"/>
-          </w:tcPr>
-          <w:p>
-            <w:r>
-              <w:rPr>
-                <w:sz w:val="17"/>
-              </w:rPr>
-              <w:t>3</w:t>
-            </w:r>
-          </w:p>
-        </w:tc>
-        <w:tc>
-          <w:tcPr>
-            <w:tcW w:type="dxa" w:w="3168"/>
-          </w:tcPr>
-          <w:p>
-            <w:r>
-              <w:rPr>
-                <w:sz w:val="17"/>
-              </w:rPr>
-            </w:r>
-          </w:p>
-        </w:tc>
-      </w:tr>
-      <w:tr>
-        <w:tc>
-          <w:tcPr>
-            <w:tcW w:type="dxa" w:w="576"/>
-          </w:tcPr>
-          <w:p>
-            <w:r>
-              <w:rPr>
-                <w:sz w:val="17"/>
-              </w:rPr>
-              <w:t>48</w:t>
-            </w:r>
-          </w:p>
-        </w:tc>
-        <w:tc>
-          <w:tcPr>
-            <w:tcW w:type="dxa" w:w="864"/>
-          </w:tcPr>
-          <w:p>
-            <w:r>
-              <w:rPr>
-                <w:sz w:val="17"/>
-              </w:rPr>
-              <w:t>4</w:t>
-            </w:r>
-          </w:p>
-        </w:tc>
-        <w:tc>
-          <w:tcPr>
-            <w:tcW w:type="dxa" w:w="5184"/>
-          </w:tcPr>
-          <w:p>
-            <w:hyperlink r:id="rId56">
-              <w:r>
-                <w:rPr>
-                  <w:color w:val="1155CC"/>
-                  <w:u w:val="single"/>
-                </w:rPr>
-                <w:t>Trump embraces data centers as backlash shapes races in Wisconsin and nationwide</w:t>
-              </w:r>
-            </w:hyperlink>
-          </w:p>
-        </w:tc>
-        <w:tc>
-          <w:tcPr>
-            <w:tcW w:type="dxa" w:w="1872"/>
-          </w:tcPr>
-          <w:p>
-            <w:r>
-              <w:rPr>
-                <w:sz w:val="17"/>
-              </w:rPr>
-              <w:t>Wisconsin Watch</w:t>
-            </w:r>
-          </w:p>
-        </w:tc>
-        <w:tc>
-          <w:tcPr>
-            <w:tcW w:type="dxa" w:w="2304"/>
-          </w:tcPr>
-          <w:p>
-            <w:r>
-              <w:rPr>
-                <w:sz w:val="17"/>
-              </w:rPr>
-            </w:r>
-          </w:p>
-        </w:tc>
-        <w:tc>
-          <w:tcPr>
-            <w:tcW w:type="dxa" w:w="1008"/>
-          </w:tcPr>
-          <w:p>
-            <w:r>
-              <w:rPr>
-                <w:sz w:val="17"/>
-              </w:rPr>
-              <w:t>3</w:t>
-            </w:r>
-          </w:p>
-        </w:tc>
-        <w:tc>
-          <w:tcPr>
-            <w:tcW w:type="dxa" w:w="3168"/>
-          </w:tcPr>
-          <w:p>
-            <w:r>
-              <w:rPr>
-                <w:sz w:val="17"/>
-              </w:rPr>
-            </w:r>
-          </w:p>
-        </w:tc>
-      </w:tr>
-      <w:tr>
-        <w:tc>
-          <w:tcPr>
-            <w:tcW w:type="dxa" w:w="576"/>
-          </w:tcPr>
-          <w:p>
-            <w:r>
-              <w:rPr>
-                <w:sz w:val="17"/>
-              </w:rPr>
-              <w:t>49</w:t>
-            </w:r>
-          </w:p>
-        </w:tc>
-        <w:tc>
-          <w:tcPr>
-            <w:tcW w:type="dxa" w:w="864"/>
-          </w:tcPr>
-          <w:p>
-            <w:r>
-              <w:rPr>
-                <w:sz w:val="17"/>
-              </w:rPr>
-              <w:t>4</w:t>
-            </w:r>
-          </w:p>
-        </w:tc>
-        <w:tc>
-          <w:tcPr>
-            <w:tcW w:type="dxa" w:w="5184"/>
-          </w:tcPr>
-          <w:p>
-            <w:hyperlink r:id="rId57">
-              <w:r>
-                <w:rPr>
-                  <w:color w:val="1155CC"/>
-                  <w:u w:val="single"/>
-                </w:rPr>
-                <w:t>Iran war live: US vows toughest Iran sanctions, urges China support</w:t>
-              </w:r>
-            </w:hyperlink>
-          </w:p>
-        </w:tc>
-        <w:tc>
-          <w:tcPr>
-            <w:tcW w:type="dxa" w:w="1872"/>
-          </w:tcPr>
-          <w:p>
-            <w:r>
-              <w:rPr>
-                <w:sz w:val="17"/>
-              </w:rPr>
-              <w:t>Al Jazeera English</w:t>
-            </w:r>
-          </w:p>
-        </w:tc>
-        <w:tc>
-          <w:tcPr>
-            <w:tcW w:type="dxa" w:w="2304"/>
-          </w:tcPr>
-          <w:p>
-            <w:r>
-              <w:rPr>
-                <w:sz w:val="17"/>
-              </w:rPr>
-            </w:r>
-          </w:p>
-        </w:tc>
-        <w:tc>
-          <w:tcPr>
-            <w:tcW w:type="dxa" w:w="1008"/>
-          </w:tcPr>
-          <w:p>
-            <w:r>
-              <w:rPr>
-                <w:sz w:val="17"/>
-              </w:rPr>
-              <w:t>3</w:t>
-            </w:r>
-          </w:p>
-        </w:tc>
-        <w:tc>
-          <w:tcPr>
-            <w:tcW w:type="dxa" w:w="3168"/>
-          </w:tcPr>
-          <w:p>
-            <w:r>
-              <w:rPr>
-                <w:sz w:val="17"/>
-              </w:rPr>
-            </w:r>
-          </w:p>
-        </w:tc>
-      </w:tr>
-      <w:tr>
-        <w:tc>
-          <w:tcPr>
-            <w:tcW w:type="dxa" w:w="576"/>
-          </w:tcPr>
-          <w:p>
-            <w:r>
-              <w:rPr>
-                <w:sz w:val="17"/>
-              </w:rPr>
-              <w:t>50</w:t>
-            </w:r>
-          </w:p>
-        </w:tc>
-        <w:tc>
-          <w:tcPr>
-            <w:tcW w:type="dxa" w:w="864"/>
-          </w:tcPr>
-          <w:p>
-            <w:r>
-              <w:rPr>
-                <w:sz w:val="17"/>
-              </w:rPr>
-              <w:t>4</w:t>
-            </w:r>
-          </w:p>
-        </w:tc>
-        <w:tc>
-          <w:tcPr>
-            <w:tcW w:type="dxa" w:w="5184"/>
-          </w:tcPr>
-          <w:p>
-            <w:hyperlink r:id="rId58">
-              <w:r>
-                <w:rPr>
-                  <w:color w:val="1155CC"/>
-                  <w:u w:val="single"/>
-                </w:rPr>
-                <w:t>Exclusive: The man leading Trump’s RTO charge for government workers says he filmed a video in front of a blank wall to avoid work-from-home suspicion</w:t>
-              </w:r>
-            </w:hyperlink>
-          </w:p>
-        </w:tc>
-        <w:tc>
-          <w:tcPr>
-            <w:tcW w:type="dxa" w:w="1872"/>
-          </w:tcPr>
-          <w:p>
-            <w:r>
-              <w:rPr>
-                <w:sz w:val="17"/>
-              </w:rPr>
-              <w:t>Fortune</w:t>
-            </w:r>
-          </w:p>
-        </w:tc>
-        <w:tc>
-          <w:tcPr>
-            <w:tcW w:type="dxa" w:w="2304"/>
-          </w:tcPr>
-          <w:p>
-            <w:r>
-              <w:rPr>
-                <w:sz w:val="17"/>
-              </w:rPr>
-              <w:t>exclusivity, headline label</w:t>
-            </w:r>
-          </w:p>
-        </w:tc>
-        <w:tc>
-          <w:tcPr>
-            <w:tcW w:type="dxa" w:w="1008"/>
-          </w:tcPr>
-          <w:p>
-            <w:r>
-              <w:rPr>
-                <w:sz w:val="17"/>
-              </w:rPr>
-              <w:t>1</w:t>
-            </w:r>
-          </w:p>
-        </w:tc>
-        <w:tc>
-          <w:tcPr>
-            <w:tcW w:type="dxa" w:w="3168"/>
-          </w:tcPr>
-          <w:p>
-            <w:r>
-              <w:rPr>
-                <w:sz w:val="17"/>
-              </w:rPr>
-            </w:r>
-          </w:p>
-        </w:tc>
-      </w:tr>
-      <w:tr>
-        <w:tc>
-          <w:tcPr>
-            <w:tcW w:type="dxa" w:w="576"/>
-          </w:tcPr>
-          <w:p>
-            <w:r>
-              <w:rPr>
-                <w:sz w:val="17"/>
-              </w:rPr>
-              <w:t>51</w:t>
-            </w:r>
-          </w:p>
-        </w:tc>
-        <w:tc>
-          <w:tcPr>
-            <w:tcW w:type="dxa" w:w="864"/>
-          </w:tcPr>
-          <w:p>
-            <w:r>
-              <w:rPr>
-                <w:sz w:val="17"/>
-              </w:rPr>
-              <w:t>4</w:t>
-            </w:r>
-          </w:p>
-        </w:tc>
-        <w:tc>
-          <w:tcPr>
-            <w:tcW w:type="dxa" w:w="5184"/>
-          </w:tcPr>
-          <w:p>
-            <w:hyperlink r:id="rId59">
-              <w:r>
-                <w:rPr>
-                  <w:color w:val="1155CC"/>
-                  <w:u w:val="single"/>
-                </w:rPr>
-                <w:t>Neutrogena shares statement on Hayden Panettiere after backlash</w:t>
-              </w:r>
-            </w:hyperlink>
-          </w:p>
-        </w:tc>
-        <w:tc>
-          <w:tcPr>
-            <w:tcW w:type="dxa" w:w="1872"/>
-          </w:tcPr>
-          <w:p>
-            <w:r>
-              <w:rPr>
-                <w:sz w:val="17"/>
-              </w:rPr>
-              <w:t>CBS News</w:t>
-            </w:r>
-          </w:p>
-        </w:tc>
-        <w:tc>
-          <w:tcPr>
-            <w:tcW w:type="dxa" w:w="2304"/>
-          </w:tcPr>
-          <w:p>
-            <w:r>
-              <w:rPr>
-                <w:sz w:val="17"/>
-              </w:rPr>
-              <w:t>sourcing depth</w:t>
-            </w:r>
-          </w:p>
-        </w:tc>
-        <w:tc>
-          <w:tcPr>
-            <w:tcW w:type="dxa" w:w="1008"/>
-          </w:tcPr>
-          <w:p>
-            <w:r>
-              <w:rPr>
-                <w:sz w:val="17"/>
-              </w:rPr>
-              <w:t>1</w:t>
-            </w:r>
-          </w:p>
-        </w:tc>
-        <w:tc>
-          <w:tcPr>
-            <w:tcW w:type="dxa" w:w="3168"/>
-          </w:tcPr>
-          <w:p>
-            <w:r>
-              <w:rPr>
-                <w:sz w:val="17"/>
-              </w:rPr>
-            </w:r>
-          </w:p>
-        </w:tc>
-      </w:tr>
-      <w:tr>
-        <w:tc>
-          <w:tcPr>
-            <w:tcW w:type="dxa" w:w="576"/>
-          </w:tcPr>
-          <w:p>
-            <w:r>
-              <w:rPr>
-                <w:sz w:val="17"/>
-              </w:rPr>
-              <w:t>52</w:t>
-            </w:r>
-          </w:p>
-        </w:tc>
-        <w:tc>
-          <w:tcPr>
-            <w:tcW w:type="dxa" w:w="864"/>
-          </w:tcPr>
-          <w:p>
-            <w:r>
-              <w:rPr>
-                <w:sz w:val="17"/>
-              </w:rPr>
-              <w:t>4</w:t>
-            </w:r>
-          </w:p>
-        </w:tc>
-        <w:tc>
-          <w:tcPr>
-            <w:tcW w:type="dxa" w:w="5184"/>
-          </w:tcPr>
-          <w:p>
-            <w:hyperlink r:id="rId60">
-              <w:r>
-                <w:rPr>
-                  <w:color w:val="1155CC"/>
-                  <w:u w:val="single"/>
-                </w:rPr>
-                <w:t>Millennials are struggling to buy a home - but is it actually getting easier?</w:t>
-              </w:r>
-            </w:hyperlink>
-          </w:p>
-        </w:tc>
-        <w:tc>
-          <w:tcPr>
-            <w:tcW w:type="dxa" w:w="1872"/>
-          </w:tcPr>
-          <w:p>
-            <w:r>
-              <w:rPr>
-                <w:sz w:val="17"/>
-              </w:rPr>
-              <w:t>BBC News</w:t>
-            </w:r>
-          </w:p>
-        </w:tc>
-        <w:tc>
-          <w:tcPr>
-            <w:tcW w:type="dxa" w:w="2304"/>
-          </w:tcPr>
-          <w:p>
-            <w:r>
-              <w:rPr>
-                <w:sz w:val="17"/>
-              </w:rPr>
-            </w:r>
-          </w:p>
-        </w:tc>
-        <w:tc>
-          <w:tcPr>
-            <w:tcW w:type="dxa" w:w="1008"/>
-          </w:tcPr>
-          <w:p>
-            <w:r>
-              <w:rPr>
-                <w:sz w:val="17"/>
-              </w:rPr>
-              <w:t>3</w:t>
-            </w:r>
-          </w:p>
-        </w:tc>
-        <w:tc>
-          <w:tcPr>
-            <w:tcW w:type="dxa" w:w="3168"/>
-          </w:tcPr>
-          <w:p>
-            <w:r>
-              <w:rPr>
-                <w:sz w:val="17"/>
-              </w:rPr>
-            </w:r>
-          </w:p>
-        </w:tc>
-      </w:tr>
-      <w:tr>
-        <w:tc>
-          <w:tcPr>
-            <w:tcW w:type="dxa" w:w="576"/>
-          </w:tcPr>
-          <w:p>
-            <w:r>
-              <w:rPr>
-                <w:sz w:val="17"/>
-              </w:rPr>
-              <w:t>53</w:t>
-            </w:r>
-          </w:p>
-        </w:tc>
-        <w:tc>
-          <w:tcPr>
-            <w:tcW w:type="dxa" w:w="864"/>
-          </w:tcPr>
-          <w:p>
-            <w:r>
-              <w:rPr>
-                <w:sz w:val="17"/>
-              </w:rPr>
-              <w:t>3</w:t>
-            </w:r>
-          </w:p>
-        </w:tc>
-        <w:tc>
-          <w:tcPr>
-            <w:tcW w:type="dxa" w:w="5184"/>
-          </w:tcPr>
-          <w:p>
-            <w:hyperlink r:id="rId61">
-              <w:r>
-                <w:rPr>
-                  <w:color w:val="1155CC"/>
-                  <w:u w:val="single"/>
-                </w:rPr>
-                <w:t>Drake Rents Out Toronto Castle for Date With 'Goth Baddie' Pinkchyu</w:t>
-              </w:r>
-            </w:hyperlink>
-          </w:p>
-        </w:tc>
-        <w:tc>
-          <w:tcPr>
-            <w:tcW w:type="dxa" w:w="1872"/>
-          </w:tcPr>
-          <w:p>
-            <w:r>
-              <w:rPr>
-                <w:sz w:val="17"/>
-              </w:rPr>
-              <w:t>TMZ</w:t>
-            </w:r>
-          </w:p>
-        </w:tc>
-        <w:tc>
-          <w:tcPr>
-            <w:tcW w:type="dxa" w:w="2304"/>
-          </w:tcPr>
-          <w:p>
-            <w:r>
-              <w:rPr>
-                <w:sz w:val="17"/>
-              </w:rPr>
-              <w:t>sourcing depth</w:t>
-            </w:r>
-          </w:p>
-        </w:tc>
-        <w:tc>
-          <w:tcPr>
-            <w:tcW w:type="dxa" w:w="1008"/>
-          </w:tcPr>
-          <w:p>
-            <w:r>
-              <w:rPr>
-                <w:sz w:val="17"/>
-              </w:rPr>
-              <w:t>1</w:t>
-            </w:r>
-          </w:p>
-        </w:tc>
-        <w:tc>
-          <w:tcPr>
-            <w:tcW w:type="dxa" w:w="3168"/>
-          </w:tcPr>
-          <w:p>
-            <w:r>
-              <w:rPr>
-                <w:sz w:val="17"/>
-              </w:rPr>
-            </w:r>
-          </w:p>
-        </w:tc>
-      </w:tr>
-      <w:tr>
-        <w:tc>
-          <w:tcPr>
-            <w:tcW w:type="dxa" w:w="576"/>
-          </w:tcPr>
-          <w:p>
-            <w:r>
-              <w:rPr>
-                <w:sz w:val="17"/>
-              </w:rPr>
-              <w:t>54</w:t>
-            </w:r>
-          </w:p>
-        </w:tc>
-        <w:tc>
-          <w:tcPr>
-            <w:tcW w:type="dxa" w:w="864"/>
-          </w:tcPr>
-          <w:p>
-            <w:r>
-              <w:rPr>
-                <w:sz w:val="17"/>
-              </w:rPr>
-              <w:t>3</w:t>
-            </w:r>
-          </w:p>
-        </w:tc>
-        <w:tc>
-          <w:tcPr>
-            <w:tcW w:type="dxa" w:w="5184"/>
-          </w:tcPr>
-          <w:p>
-            <w:hyperlink r:id="rId62">
-              <w:r>
-                <w:rPr>
-                  <w:color w:val="1155CC"/>
-                  <w:u w:val="single"/>
-                </w:rPr>
-                <w:t>Ariana Grande Slams Trump for Using Her Music Again</w:t>
-              </w:r>
-            </w:hyperlink>
-          </w:p>
-        </w:tc>
-        <w:tc>
-          <w:tcPr>
-            <w:tcW w:type="dxa" w:w="1872"/>
-          </w:tcPr>
-          <w:p>
-            <w:r>
-              <w:rPr>
-                <w:sz w:val="17"/>
-              </w:rPr>
-              <w:t>TMZ</w:t>
-            </w:r>
-          </w:p>
-        </w:tc>
-        <w:tc>
-          <w:tcPr>
-            <w:tcW w:type="dxa" w:w="2304"/>
-          </w:tcPr>
-          <w:p>
-            <w:r>
-              <w:rPr>
-                <w:sz w:val="17"/>
-              </w:rPr>
-              <w:t>sourcing depth</w:t>
-            </w:r>
-          </w:p>
-        </w:tc>
-        <w:tc>
-          <w:tcPr>
-            <w:tcW w:type="dxa" w:w="1008"/>
-          </w:tcPr>
-          <w:p>
-            <w:r>
-              <w:rPr>
-                <w:sz w:val="17"/>
-              </w:rPr>
-              <w:t>1</w:t>
-            </w:r>
-          </w:p>
-        </w:tc>
-        <w:tc>
-          <w:tcPr>
-            <w:tcW w:type="dxa" w:w="3168"/>
-          </w:tcPr>
-          <w:p>
-            <w:r>
-              <w:rPr>
-                <w:sz w:val="17"/>
-              </w:rPr>
-            </w:r>
-          </w:p>
-        </w:tc>
-      </w:tr>
-      <w:tr>
-        <w:tc>
-          <w:tcPr>
-            <w:tcW w:type="dxa" w:w="576"/>
-          </w:tcPr>
-          <w:p>
-            <w:r>
-              <w:rPr>
-                <w:sz w:val="17"/>
-              </w:rPr>
-              <w:t>55</w:t>
-            </w:r>
-          </w:p>
-        </w:tc>
-        <w:tc>
-          <w:tcPr>
-            <w:tcW w:type="dxa" w:w="864"/>
-          </w:tcPr>
-          <w:p>
-            <w:r>
-              <w:rPr>
-                <w:sz w:val="17"/>
-              </w:rPr>
-              <w:t>3</w:t>
-            </w:r>
-          </w:p>
-        </w:tc>
-        <w:tc>
-          <w:tcPr>
-            <w:tcW w:type="dxa" w:w="5184"/>
-          </w:tcPr>
-          <w:p>
-            <w:hyperlink r:id="rId63">
-              <w:r>
-                <w:rPr>
-                  <w:color w:val="1155CC"/>
-                  <w:u w:val="single"/>
-                </w:rPr>
-                <w:t>Pasadena peacock beaten by postal worker, video shows; neighbors outraged</w:t>
-              </w:r>
-            </w:hyperlink>
-          </w:p>
-        </w:tc>
-        <w:tc>
-          <w:tcPr>
-            <w:tcW w:type="dxa" w:w="1872"/>
-          </w:tcPr>
-          <w:p>
-            <w:r>
-              <w:rPr>
-                <w:sz w:val="17"/>
-              </w:rPr>
               <w:t>Los Angeles Times</w:t>
-            </w:r>
-          </w:p>
-        </w:tc>
-        <w:tc>
-          <w:tcPr>
-            <w:tcW w:type="dxa" w:w="2304"/>
-          </w:tcPr>
-          <w:p>
-            <w:r>
-              <w:rPr>
-                <w:sz w:val="17"/>
-              </w:rPr>
-              <w:t>sourcing depth</w:t>
-            </w:r>
-          </w:p>
-        </w:tc>
-        <w:tc>
-          <w:tcPr>
-            <w:tcW w:type="dxa" w:w="1008"/>
-          </w:tcPr>
-          <w:p>
-            <w:r>
-              <w:rPr>
-                <w:sz w:val="17"/>
-              </w:rPr>
-              <w:t>1</w:t>
-            </w:r>
-          </w:p>
-        </w:tc>
-        <w:tc>
-          <w:tcPr>
-            <w:tcW w:type="dxa" w:w="3168"/>
-          </w:tcPr>
-          <w:p>
-            <w:r>
-              <w:rPr>
-                <w:sz w:val="17"/>
-              </w:rPr>
-            </w:r>
-          </w:p>
-        </w:tc>
-      </w:tr>
-      <w:tr>
-        <w:tc>
-          <w:tcPr>
-            <w:tcW w:type="dxa" w:w="576"/>
-          </w:tcPr>
-          <w:p>
-            <w:r>
-              <w:rPr>
-                <w:sz w:val="17"/>
-              </w:rPr>
-              <w:t>56</w:t>
-            </w:r>
-          </w:p>
-        </w:tc>
-        <w:tc>
-          <w:tcPr>
-            <w:tcW w:type="dxa" w:w="864"/>
-          </w:tcPr>
-          <w:p>
-            <w:r>
-              <w:rPr>
-                <w:sz w:val="17"/>
-              </w:rPr>
-              <w:t>3</w:t>
-            </w:r>
-          </w:p>
-        </w:tc>
-        <w:tc>
-          <w:tcPr>
-            <w:tcW w:type="dxa" w:w="5184"/>
-          </w:tcPr>
-          <w:p>
-            <w:hyperlink r:id="rId64">
-              <w:r>
-                <w:rPr>
-                  <w:color w:val="1155CC"/>
-                  <w:u w:val="single"/>
-                </w:rPr>
-                <w:t>Despite US sanctions on Xinjiang cotton, China’s textile industry weathers the storm</w:t>
-              </w:r>
-            </w:hyperlink>
-          </w:p>
-        </w:tc>
-        <w:tc>
-          <w:tcPr>
-            <w:tcW w:type="dxa" w:w="1872"/>
-          </w:tcPr>
-          <w:p>
-            <w:r>
-              <w:rPr>
-                <w:sz w:val="17"/>
-              </w:rPr>
-              <w:t>South China Morning Post</w:t>
-            </w:r>
-          </w:p>
-        </w:tc>
-        <w:tc>
-          <w:tcPr>
-            <w:tcW w:type="dxa" w:w="2304"/>
-          </w:tcPr>
-          <w:p>
-            <w:r>
-              <w:rPr>
-                <w:sz w:val="17"/>
-              </w:rPr>
-              <w:t>sourcing depth</w:t>
-            </w:r>
-          </w:p>
-        </w:tc>
-        <w:tc>
-          <w:tcPr>
-            <w:tcW w:type="dxa" w:w="1008"/>
-          </w:tcPr>
-          <w:p>
-            <w:r>
-              <w:rPr>
-                <w:sz w:val="17"/>
-              </w:rPr>
-              <w:t>1</w:t>
-            </w:r>
-          </w:p>
-        </w:tc>
-        <w:tc>
-          <w:tcPr>
-            <w:tcW w:type="dxa" w:w="3168"/>
-          </w:tcPr>
-          <w:p>
-            <w:r>
-              <w:rPr>
-                <w:sz w:val="17"/>
-              </w:rPr>
-            </w:r>
-          </w:p>
-        </w:tc>
-      </w:tr>
-      <w:tr>
-        <w:tc>
-          <w:tcPr>
-            <w:tcW w:type="dxa" w:w="576"/>
-          </w:tcPr>
-          <w:p>
-            <w:r>
-              <w:rPr>
-                <w:sz w:val="17"/>
-              </w:rPr>
-              <w:t>57</w:t>
-            </w:r>
-          </w:p>
-        </w:tc>
-        <w:tc>
-          <w:tcPr>
-            <w:tcW w:type="dxa" w:w="864"/>
-          </w:tcPr>
-          <w:p>
-            <w:r>
-              <w:rPr>
-                <w:sz w:val="17"/>
-              </w:rPr>
-              <w:t>2</w:t>
-            </w:r>
-          </w:p>
-        </w:tc>
-        <w:tc>
-          <w:tcPr>
-            <w:tcW w:type="dxa" w:w="5184"/>
-          </w:tcPr>
-          <w:p>
-            <w:hyperlink r:id="rId65">
-              <w:r>
-                <w:rPr>
-                  <w:color w:val="1155CC"/>
-                  <w:u w:val="single"/>
-                </w:rPr>
-                <w:t>US designates academic Min Zin as ‘wrongfully detained’ in China</w:t>
-              </w:r>
-            </w:hyperlink>
-          </w:p>
-        </w:tc>
-        <w:tc>
-          <w:tcPr>
-            <w:tcW w:type="dxa" w:w="1872"/>
-          </w:tcPr>
-          <w:p>
-            <w:r>
-              <w:rPr>
-                <w:sz w:val="17"/>
-              </w:rPr>
-              <w:t>South China Morning Post</w:t>
-            </w:r>
-          </w:p>
-        </w:tc>
-        <w:tc>
-          <w:tcPr>
-            <w:tcW w:type="dxa" w:w="2304"/>
-          </w:tcPr>
-          <w:p>
-            <w:r>
-              <w:rPr>
-                <w:sz w:val="17"/>
-              </w:rPr>
-              <w:t>sourcing depth</w:t>
-            </w:r>
-          </w:p>
-        </w:tc>
-        <w:tc>
-          <w:tcPr>
-            <w:tcW w:type="dxa" w:w="1008"/>
-          </w:tcPr>
-          <w:p>
-            <w:r>
-              <w:rPr>
-                <w:sz w:val="17"/>
-              </w:rPr>
-              <w:t>1</w:t>
-            </w:r>
-          </w:p>
-        </w:tc>
-        <w:tc>
-          <w:tcPr>
-            <w:tcW w:type="dxa" w:w="3168"/>
-          </w:tcPr>
-          <w:p>
-            <w:r>
-              <w:rPr>
-                <w:sz w:val="17"/>
-              </w:rPr>
-              <w:t>CBS News</w:t>
-            </w:r>
-          </w:p>
-        </w:tc>
-      </w:tr>
-      <w:tr>
-        <w:tc>
-          <w:tcPr>
-            <w:tcW w:type="dxa" w:w="576"/>
-          </w:tcPr>
-          <w:p>
-            <w:r>
-              <w:rPr>
-                <w:sz w:val="17"/>
-              </w:rPr>
-              <w:t>58</w:t>
-            </w:r>
-          </w:p>
-        </w:tc>
-        <w:tc>
-          <w:tcPr>
-            <w:tcW w:type="dxa" w:w="864"/>
-          </w:tcPr>
-          <w:p>
-            <w:r>
-              <w:rPr>
-                <w:sz w:val="17"/>
-              </w:rPr>
-              <w:t>2</w:t>
-            </w:r>
-          </w:p>
-        </w:tc>
-        <w:tc>
-          <w:tcPr>
-            <w:tcW w:type="dxa" w:w="5184"/>
-          </w:tcPr>
-          <w:p>
-            <w:hyperlink r:id="rId66">
-              <w:r>
-                <w:rPr>
-                  <w:color w:val="1155CC"/>
-                  <w:u w:val="single"/>
-                </w:rPr>
-                <w:t>Firefighter keeps memory of 9/11 alive for those too young to remember</w:t>
-              </w:r>
-            </w:hyperlink>
-          </w:p>
-        </w:tc>
-        <w:tc>
-          <w:tcPr>
-            <w:tcW w:type="dxa" w:w="1872"/>
-          </w:tcPr>
-          <w:p>
-            <w:r>
-              <w:rPr>
-                <w:sz w:val="17"/>
-              </w:rPr>
-              <w:t>CBS News</w:t>
-            </w:r>
-          </w:p>
-        </w:tc>
-        <w:tc>
-          <w:tcPr>
-            <w:tcW w:type="dxa" w:w="2304"/>
-          </w:tcPr>
-          <w:p>
-            <w:r>
-              <w:rPr>
-                <w:sz w:val="17"/>
-              </w:rPr>
-            </w:r>
-          </w:p>
-        </w:tc>
-        <w:tc>
-          <w:tcPr>
-            <w:tcW w:type="dxa" w:w="1008"/>
-          </w:tcPr>
-          <w:p>
-            <w:r>
-              <w:rPr>
-                <w:sz w:val="17"/>
-              </w:rPr>
-              <w:t>2</w:t>
-            </w:r>
-          </w:p>
-        </w:tc>
-        <w:tc>
-          <w:tcPr>
-            <w:tcW w:type="dxa" w:w="3168"/>
-          </w:tcPr>
-          <w:p>
-            <w:r>
-              <w:rPr>
-                <w:sz w:val="17"/>
-              </w:rPr>
-            </w:r>
-          </w:p>
-        </w:tc>
-      </w:tr>
-      <w:tr>
-        <w:tc>
-          <w:tcPr>
-            <w:tcW w:type="dxa" w:w="576"/>
-          </w:tcPr>
-          <w:p>
-            <w:r>
-              <w:rPr>
-                <w:sz w:val="17"/>
-              </w:rPr>
-              <w:t>59</w:t>
-            </w:r>
-          </w:p>
-        </w:tc>
-        <w:tc>
-          <w:tcPr>
-            <w:tcW w:type="dxa" w:w="864"/>
-          </w:tcPr>
-          <w:p>
-            <w:r>
-              <w:rPr>
-                <w:sz w:val="17"/>
-              </w:rPr>
-              <w:t>2</w:t>
-            </w:r>
-          </w:p>
-        </w:tc>
-        <w:tc>
-          <w:tcPr>
-            <w:tcW w:type="dxa" w:w="5184"/>
-          </w:tcPr>
-          <w:p>
-            <w:hyperlink r:id="rId67">
-              <w:r>
-                <w:rPr>
-                  <w:color w:val="1155CC"/>
-                  <w:u w:val="single"/>
-                </w:rPr>
-                <w:t>This violinist's music comforted people in NYC after 9/11 — when she was just 11</w:t>
-              </w:r>
-            </w:hyperlink>
-          </w:p>
-        </w:tc>
-        <w:tc>
-          <w:tcPr>
-            <w:tcW w:type="dxa" w:w="1872"/>
-          </w:tcPr>
-          <w:p>
-            <w:r>
-              <w:rPr>
-                <w:sz w:val="17"/>
-              </w:rPr>
-              <w:t>CBS News</w:t>
-            </w:r>
-          </w:p>
-        </w:tc>
-        <w:tc>
-          <w:tcPr>
-            <w:tcW w:type="dxa" w:w="2304"/>
-          </w:tcPr>
-          <w:p>
-            <w:r>
-              <w:rPr>
-                <w:sz w:val="17"/>
-              </w:rPr>
-            </w:r>
-          </w:p>
-        </w:tc>
-        <w:tc>
-          <w:tcPr>
-            <w:tcW w:type="dxa" w:w="1008"/>
-          </w:tcPr>
-          <w:p>
-            <w:r>
-              <w:rPr>
-                <w:sz w:val="17"/>
-              </w:rPr>
-              <w:t>2</w:t>
-            </w:r>
-          </w:p>
-        </w:tc>
-        <w:tc>
-          <w:tcPr>
-            <w:tcW w:type="dxa" w:w="3168"/>
-          </w:tcPr>
-          <w:p>
-            <w:r>
-              <w:rPr>
-                <w:sz w:val="17"/>
-              </w:rPr>
-            </w:r>
-          </w:p>
-        </w:tc>
-      </w:tr>
-      <w:tr>
-        <w:tc>
-          <w:tcPr>
-            <w:tcW w:type="dxa" w:w="576"/>
-          </w:tcPr>
-          <w:p>
-            <w:r>
-              <w:rPr>
-                <w:sz w:val="17"/>
-              </w:rPr>
-              <w:t>60</w:t>
-            </w:r>
-          </w:p>
-        </w:tc>
-        <w:tc>
-          <w:tcPr>
-            <w:tcW w:type="dxa" w:w="864"/>
-          </w:tcPr>
-          <w:p>
-            <w:r>
-              <w:rPr>
-                <w:sz w:val="17"/>
-              </w:rPr>
-              <w:t>2</w:t>
-            </w:r>
-          </w:p>
-        </w:tc>
-        <w:tc>
-          <w:tcPr>
-            <w:tcW w:type="dxa" w:w="5184"/>
-          </w:tcPr>
-          <w:p>
-            <w:hyperlink r:id="rId68">
-              <w:r>
-                <w:rPr>
-                  <w:color w:val="1155CC"/>
-                  <w:u w:val="single"/>
-                </w:rPr>
-                <w:t>Briefing Chat: New narcolepsy drug could unlock host of novel brain therapies</w:t>
-              </w:r>
-            </w:hyperlink>
-          </w:p>
-        </w:tc>
-        <w:tc>
-          <w:tcPr>
-            <w:tcW w:type="dxa" w:w="1872"/>
-          </w:tcPr>
-          <w:p>
-            <w:r>
-              <w:rPr>
-                <w:sz w:val="17"/>
-              </w:rPr>
-              <w:t>Nature News</w:t>
             </w:r>
           </w:p>
         </w:tc>
@@ -8183,7 +6300,7 @@
         <w:pStyle w:val="ListBullet"/>
       </w:pPr>
       <w:r>
-        <w:t>https://www.cbsnews.com/news/stars-and-stripes-publisher-editor-separation-notices-pentagon/</w:t>
+        <w:t>https://www.abc.net.au/news/2026-08-23/canberra-lobbyists-outnumber-federal-politicians/106998624</w:t>
       </w:r>
     </w:p>
     <w:p>
@@ -8191,7 +6308,7 @@
         <w:pStyle w:val="ListBullet"/>
       </w:pPr>
       <w:r>
-        <w:t>https://www.axios.com/2026/08/21/doj-tiktok-biden-lawsuit-settlement</w:t>
+        <w:t>https://www.abc.net.au/news/2026-08-23/barnaby-joyce-one-nation-nationals-wife-vikki-campion/106898670</w:t>
       </w:r>
     </w:p>
     <w:p>
@@ -8199,7 +6316,7 @@
         <w:pStyle w:val="ListBullet"/>
       </w:pPr>
       <w:r>
-        <w:t>https://www.latimes.com/entertainment-arts/business/story/2026-08-21/la-fi-hi-netflix-cage-lapd</w:t>
+        <w:t>https://www.abc.net.au/news/2026-08-23/alberta-canada-to-vote-on-separatist-secession-proposal/107048494</w:t>
       </w:r>
     </w:p>
     <w:p>
@@ -8207,7 +6324,7 @@
         <w:pStyle w:val="ListBullet"/>
       </w:pPr>
       <w:r>
-        <w:t>https://www.theinformation.com/briefings/exclusive-key-openai-sales-executive-kaylin-voss-resigns</w:t>
+        <w:t>https://www.abc.net.au/news/2026-08-23/wangkamadla-traditional-owners-pilungah-celebration/107056778</w:t>
       </w:r>
     </w:p>
     <w:p>
@@ -8215,7 +6332,7 @@
         <w:pStyle w:val="ListBullet"/>
       </w:pPr>
       <w:r>
-        <w:t>https://www.businessinsider.com/miss-usa-pageant-contestant-photos-2026-8</w:t>
+        <w:t>https://www.abc.net.au/news/2026-08-23/dog-rabbit-fox-fur-found-in-toys-and-key-rings-sold-in-australia/107059142</w:t>
       </w:r>
     </w:p>
     <w:p>
@@ -8223,7 +6340,7 @@
         <w:pStyle w:val="ListBullet"/>
       </w:pPr>
       <w:r>
-        <w:t>https://thehill.com/policy/international/6044102-ghent-university-jason-arday-us-bill-white/</w:t>
+        <w:t>https://www.businessinsider.com/inside-germanys-plan-to-deter-russia-2026-8</w:t>
       </w:r>
     </w:p>
     <w:p>
@@ -8231,7 +6348,7 @@
         <w:pStyle w:val="ListBullet"/>
       </w:pPr>
       <w:r>
-        <w:t>https://www.businessinsider.com/healthcare-startup-devoted-health-could-be-valued-at-25-billion-2026-8</w:t>
+        <w:t>https://fortune.com/2026/08/22/arizona-snap-federal-mandate-paperwork-flood/</w:t>
       </w:r>
     </w:p>
     <w:p>
@@ -8239,7 +6356,7 @@
         <w:pStyle w:val="ListBullet"/>
       </w:pPr>
       <w:r>
-        <w:t>https://www.nbcnews.com/politics/supreme-court/supreme-court-trump-white-house-ballroom-rcna592899</w:t>
+        <w:t>https://www.cbsnews.com/news/laptop-catches-fire-american-airlines-flight-dallas-atlanta/</w:t>
       </w:r>
     </w:p>
     <w:p>
@@ -8247,7 +6364,7 @@
         <w:pStyle w:val="ListBullet"/>
       </w:pPr>
       <w:r>
-        <w:t>https://www.tmz.com/2026/08/21/lil-durk-viral-bald-mug-shot-not-real/</w:t>
+        <w:t>https://fortune.com/2026/08/22/us-debt-competition-higher-yielding-bonds-overseas-treasury-rates/</w:t>
       </w:r>
     </w:p>
     <w:p>
@@ -8255,7 +6372,7 @@
         <w:pStyle w:val="ListBullet"/>
       </w:pPr>
       <w:r>
-        <w:t>https://www.tmz.com/2026/08/21/police-pulling-security-footage-and-data-for-kim-zolciak-son-case/</w:t>
+        <w:t>https://www.bbc.co.uk/news/articles/c87n7xd2ye9o?at_medium=RSS&amp;at_campaign=rss</w:t>
       </w:r>
     </w:p>
     <w:p>
@@ -8263,7 +6380,7 @@
         <w:pStyle w:val="ListBullet"/>
       </w:pPr>
       <w:r>
-        <w:t>https://www.tmz.com/2026/08/21/nolan-wells-friends-send-cease-and-desist-to-reverend-al-sharpton/</w:t>
+        <w:t>https://www.axios.com/2026/08/22/mike-rogers-aipac-michigan-senate</w:t>
       </w:r>
     </w:p>
     <w:p>
@@ -8271,7 +6388,7 @@
         <w:pStyle w:val="ListBullet"/>
       </w:pPr>
       <w:r>
-        <w:t>https://www.latimes.com/california/story/2026-08-21/recent-college-graduate-identified-as-creator-of-phony-la-mayors-race-poll</w:t>
+        <w:t>https://www.abc.net.au/news/2026-08-22/australia-vs-bangladesh-test-series-mackay-cricket-history/107064584</w:t>
       </w:r>
     </w:p>
     <w:p>
@@ -8279,7 +6396,7 @@
         <w:pStyle w:val="ListBullet"/>
       </w:pPr>
       <w:r>
-        <w:t>https://arstechnica.com/tech-policy/2026/08/lawsuit-demands-logitech-hand-tariff-refunds-over-to-customers/</w:t>
+        <w:t>https://www.theguardian.com/football/2026/aug/22/fifa-general-secretary-mattias-grafstrom-could-stand-against-infantino-in-election</w:t>
       </w:r>
     </w:p>
     <w:p>
@@ -8287,7 +6404,7 @@
         <w:pStyle w:val="ListBullet"/>
       </w:pPr>
       <w:r>
-        <w:t>https://www.cbsnews.com/news/ftc-ai-companies-destroying-books/</w:t>
+        <w:t>https://www.abc.net.au/news/2026-08-22/delhi-electric-rickshaws-ev-policy-india/107055812</w:t>
       </w:r>
     </w:p>
     <w:p>
@@ -8295,7 +6412,7 @@
         <w:pStyle w:val="ListBullet"/>
       </w:pPr>
       <w:r>
-        <w:t>https://www.cbsnews.com/news/ed-martin-leaving-trump-administration-doj/</w:t>
+        <w:t>https://variety.com/2026/film/news/paramount-merger-warner-settlement-talks-bonta-california-1236840532/</w:t>
       </w:r>
     </w:p>
     <w:p>
@@ -8303,7 +6420,7 @@
         <w:pStyle w:val="ListBullet"/>
       </w:pPr>
       <w:r>
-        <w:t>https://www.cbsnews.com/news/jenny-simpson-cardiac-event-heart-condition-recovery-running/</w:t>
+        <w:t>https://www.theguardian.com/society/2026/aug/22/sex-offenders-libido-control-drugs-prisons-england-wales</w:t>
       </w:r>
     </w:p>
     <w:p>
@@ -8311,7 +6428,7 @@
         <w:pStyle w:val="ListBullet"/>
       </w:pPr>
       <w:r>
-        <w:t>https://www.cbsnews.com/news/appeals-court-john-sarcone-letitia-james-federal-prosecutor/</w:t>
+        <w:t>https://www.scmp.com/news/world/europe/article/3364939/sword-attack-sweden-killed-one-prompts-probe-social-media?utm_source=rss_feed</w:t>
       </w:r>
     </w:p>
     <w:p>
@@ -8319,7 +6436,7 @@
         <w:pStyle w:val="ListBullet"/>
       </w:pPr>
       <w:r>
-        <w:t>https://www.bbc.co.uk/news/articles/ce8k52186mmo?at_medium=RSS&amp;at_campaign=rss</w:t>
+        <w:t>https://www.scmp.com/news/world/africa/article/3364934/20-sailors-kidnapped-somali-pirates-near-yemen-us-sanctioned-ship?utm_source=rss_feed</w:t>
       </w:r>
     </w:p>
     <w:p>
@@ -8327,7 +6444,7 @@
         <w:pStyle w:val="ListBullet"/>
       </w:pPr>
       <w:r>
-        <w:t>https://www.theguardian.com/us-news/2026/aug/21/dhs-confirm-nevada-voter-numbers</w:t>
+        <w:t>https://www.bbc.co.uk/news/articles/cvgvyy4x2mvo?at_medium=RSS&amp;at_campaign=rss</w:t>
       </w:r>
     </w:p>
     <w:p>
@@ -8335,7 +6452,7 @@
         <w:pStyle w:val="ListBullet"/>
       </w:pPr>
       <w:r>
-        <w:t>https://variety.com/2026/film/news/shaquille-o-neal-marvel-turned-me-down-avengers-1236840308/</w:t>
+        <w:t>https://www.tmz.com/2026/08/22/ed-oliver-son-dead/</w:t>
       </w:r>
     </w:p>
     <w:p>
@@ -8343,7 +6460,7 @@
         <w:pStyle w:val="ListBullet"/>
       </w:pPr>
       <w:r>
-        <w:t>https://www.tmz.com/2026/08/21/chris-brown-ex-housekeeper-gets-his-tour-income/</w:t>
+        <w:t>https://www.aljazeera.com/sports/liveblog/2026/8/22/espanyol-vs-real-madrid-live-la-liga?traffic_source=rss</w:t>
       </w:r>
     </w:p>
     <w:p>
@@ -8351,7 +6468,7 @@
         <w:pStyle w:val="ListBullet"/>
       </w:pPr>
       <w:r>
-        <w:t>https://www.businessinsider.com/wpp-seal-lawsuit-former-executive-richard-foster-sony-china-2026-8</w:t>
+        <w:t>https://www.theguardian.com/thefilter-us/2026/aug/22/best-cheese-storage</w:t>
       </w:r>
     </w:p>
     <w:p>
@@ -8359,7 +6476,7 @@
         <w:pStyle w:val="ListBullet"/>
       </w:pPr>
       <w:r>
-        <w:t>https://www.latimes.com/entertainment-arts/business/story/2026-08-21/shaky-future-of-spectrums-lakers-channel-adds-more-drama-to-teams-sale</w:t>
+        <w:t>https://www.bbc.co.uk/sport/football/articles/cq6d627y8g7o?at_medium=RSS&amp;at_campaign=rss</w:t>
       </w:r>
     </w:p>
     <w:p>
@@ -8367,7 +6484,7 @@
         <w:pStyle w:val="ListBullet"/>
       </w:pPr>
       <w:r>
-        <w:t>https://www.theverge.com/podcast/983288/pixel-11-gets-in-on-the-digicam-trend</w:t>
+        <w:t>https://abcnews.com/Business/wireStory/trump-urges-court-reject-bbcs-bid-secure-records-135867638</w:t>
       </w:r>
     </w:p>
     <w:p>
@@ -8375,7 +6492,7 @@
         <w:pStyle w:val="ListBullet"/>
       </w:pPr>
       <w:r>
-        <w:t>https://www.theguardian.com/us-news/2026/aug/21/jd-vance-mark-carney-out-tough-trump-trade</w:t>
+        <w:t>https://fortune.com/2026/08/22/meet-jeffrey-huber-hurricane-andrew-architect/</w:t>
       </w:r>
     </w:p>
     <w:p>
@@ -8383,7 +6500,7 @@
         <w:pStyle w:val="ListBullet"/>
       </w:pPr>
       <w:r>
-        <w:t>https://www.theguardian.com/news/video/2026/aug/21/why-is-trumps-human-printer-aide-natalie-harp-suddenly-in-the-spotlight-the-latest</w:t>
+        <w:t>https://www.tmz.com/2026/08/21/alaia-baldwin-aronow-avoids-jail-time-in-tampon-throwing-case/</w:t>
       </w:r>
     </w:p>
     <w:p>
@@ -8391,7 +6508,7 @@
         <w:pStyle w:val="ListBullet"/>
       </w:pPr>
       <w:r>
-        <w:t>https://www.theguardian.com/tv-and-radio/2026/aug/21/when-tv-turns-sour-the-shows-we-simply-cannot-stomach-any-more</w:t>
+        <w:t>https://www.axios.com/2026/08/21/florida-democrats-angie-nixon-nikki-fried-socialism</w:t>
       </w:r>
     </w:p>
     <w:p>
@@ -8399,7 +6516,7 @@
         <w:pStyle w:val="ListBullet"/>
       </w:pPr>
       <w:r>
-        <w:t>https://www.nbcnews.com/politics/donald-trump/president-fixer-michael-cohen-reunite-radio-show-rcna593535</w:t>
+        <w:t>https://www.theguardian.com/us-news/video/2026/aug/21/lindsay-clancy-killed-her-children-why-do-many-women-support-her-stateside-with-kai-and-carter</w:t>
       </w:r>
     </w:p>
     <w:p>
@@ -8407,7 +6524,7 @@
         <w:pStyle w:val="ListBullet"/>
       </w:pPr>
       <w:r>
-        <w:t>https://www.abc.net.au/news/2026-08-21/origin-energy-hack-update-60-customers-bank-account-access/107062636</w:t>
+        <w:t>https://www.abc.net.au/news/rural/2026-08-22/sydney-royal-wine-show-marks-200-years/106965776</w:t>
       </w:r>
     </w:p>
     <w:p>
@@ -8415,7 +6532,7 @@
         <w:pStyle w:val="ListBullet"/>
       </w:pPr>
       <w:r>
-        <w:t>https://www.sueddeutsche.de/politik/desinformation-landtagswahl-sachsen-anhalt-sven-schulze-russland-fake-news-doppelgaenger-matrjoschka-li.3535102</w:t>
+        <w:t>https://www.tmz.com/2026/08/21/rashod-bateman-arrested-for-family-violence/</w:t>
       </w:r>
     </w:p>
     <w:p>
@@ -8423,7 +6540,7 @@
         <w:pStyle w:val="ListBullet"/>
       </w:pPr>
       <w:r>
-        <w:t>https://www.tmz.com/2026/08/21/daveigh-chase-dad-doesnt-want-her-mom-in-charge-of-estate/</w:t>
+        <w:t>https://fortune.com/2026/08/21/fat-marmot-week-climate-change-colorado-titanic/</w:t>
       </w:r>
     </w:p>
     <w:p>
@@ -8431,7 +6548,7 @@
         <w:pStyle w:val="ListBullet"/>
       </w:pPr>
       <w:r>
-        <w:t>https://www.tmz.com/2026/08/21/vivienne-jolie-takes-legal-steps-in-removing-brad-pitt-last-name/</w:t>
+        <w:t>https://fortune.com/2026/08/21/republicans-donald-trump-beef-import-announcement-consumers-expense/</w:t>
       </w:r>
     </w:p>
     <w:p>
@@ -8439,7 +6556,7 @@
         <w:pStyle w:val="ListBullet"/>
       </w:pPr>
       <w:r>
-        <w:t>https://www.tmz.com/2026/08/21/kim-zolciak-and-kroy-biermann-son-arrested/</w:t>
+        <w:t>https://fortune.com/2026/08/21/trumps-ballroom-roberts-supreme-court/</w:t>
       </w:r>
     </w:p>
     <w:p>
@@ -8447,7 +6564,7 @@
         <w:pStyle w:val="ListBullet"/>
       </w:pPr>
       <w:r>
-        <w:t>https://www.latimes.com/entertainment-arts/movies/story/2026-08-21/exclusive-mel-brooks-programs-20-favorite-films-american-cinematheque</w:t>
+        <w:t>https://fortune.com/2026/08/21/exclusive-amazon-quietly-hiked-prices-echo-fire-tv-kindle-eero-significant-increases-memory-costs/</w:t>
       </w:r>
     </w:p>
     <w:p>
@@ -8455,7 +6572,7 @@
         <w:pStyle w:val="ListBullet"/>
       </w:pPr>
       <w:r>
-        <w:t>https://www.scmp.com/news/china/diplomacy/article/3364853/china-and-us-push-southeast-asia-over-their-ai-blocs-will-it-test-regions-non-alignment?utm_source=rss_feed</w:t>
+        <w:t>https://www.theinformation.com/briefings/exclusive-openai-explored-stake-stargate-power-developer-lancium</w:t>
       </w:r>
     </w:p>
     <w:p>
@@ -8463,7 +6580,7 @@
         <w:pStyle w:val="ListBullet"/>
       </w:pPr>
       <w:r>
-        <w:t>https://www.cbsnews.com/news/postpartum-psychosis-mom-recovery-lindsay-clancy/</w:t>
+        <w:t>https://www.latimes.com/sports/dodgers/story/2026-08-21/if-dodgers-are-put-up-for-sale-patrick-soon-shiong-is-interested</w:t>
       </w:r>
     </w:p>
     <w:p>
@@ -8471,7 +6588,7 @@
         <w:pStyle w:val="ListBullet"/>
       </w:pPr>
       <w:r>
-        <w:t>https://www.bloomberg.com/news/articles/2026-08-21/nato-s-eastern-allies-plan-to-cut-us-base-costs-to-placate-trump</w:t>
+        <w:t>https://www.theguardian.com/us-news/2026/aug/21/trump-lawsuit-threat-national-guard-deployment-report</w:t>
       </w:r>
     </w:p>
     <w:p>
@@ -8479,7 +6596,7 @@
         <w:pStyle w:val="ListBullet"/>
       </w:pPr>
       <w:r>
-        <w:t>https://www.businessinsider.com/why-anthropic-claude-text-ai-watermark-rivals-eu-law-2026-8</w:t>
+        <w:t>https://www.tmz.com/2026/08/21/taylor-sheridan-sued-over-yellowstone-show-idea/</w:t>
       </w:r>
     </w:p>
     <w:p>
@@ -8487,7 +6604,7 @@
         <w:pStyle w:val="ListBullet"/>
       </w:pPr>
       <w:r>
-        <w:t>https://www.statnews.com/2026/08/21/hiv-cure-survivors-harm-benefits-research-ryan-white-hiv-aids-program/?utm_campaign=rss</w:t>
+        <w:t>https://techcrunch.com/2026/08/21/tiktok-reaches-400m-settlement-over-childrens-privacy-lawsuit/</w:t>
       </w:r>
     </w:p>
     <w:p>
@@ -8495,7 +6612,7 @@
         <w:pStyle w:val="ListBullet"/>
       </w:pPr>
       <w:r>
-        <w:t>https://thehill.com/blogs/in-the-know/6042507-gen-z-capitalism-socialism-sports-betting-gender-political-divide/</w:t>
+        <w:t>https://www.theguardian.com/us-news/2026/aug/21/pentagon-fires-publisher-editor-stars-stripes-uss-abraham-lincoln</w:t>
       </w:r>
     </w:p>
     <w:p>
@@ -8503,7 +6620,7 @@
         <w:pStyle w:val="ListBullet"/>
       </w:pPr>
       <w:r>
-        <w:t>https://www.tmz.com/2026/08/20/perez-hilton-granted-supervised-visitation-see-kids/</w:t>
+        <w:t>https://www.cbc.ca/news/politics/canada-ambassador-trade-council-alcohol-9.7316347?cmp=rss</w:t>
       </w:r>
     </w:p>
     <w:p>
@@ -8511,7 +6628,7 @@
         <w:pStyle w:val="ListBullet"/>
       </w:pPr>
       <w:r>
-        <w:t>https://www.cbsnews.com/news/albany-ny-alleged-attack-plot/</w:t>
+        <w:t>https://variety.com/2026/film/news/chris-aronson-paramount-lawsuit-1236840408/</w:t>
       </w:r>
     </w:p>
     <w:p>
@@ -8519,7 +6636,7 @@
         <w:pStyle w:val="ListBullet"/>
       </w:pPr>
       <w:r>
-        <w:t>https://www.theguardian.com/us-news/2026/aug/20/fake-polling-website-median-strategies</w:t>
+        <w:t>https://www.abc.net.au/news/2026-08-22/rohingya-genocide-community-australia/107058060</w:t>
       </w:r>
     </w:p>
     <w:p>
@@ -8527,7 +6644,7 @@
         <w:pStyle w:val="ListBullet"/>
       </w:pPr>
       <w:r>
-        <w:t>https://fortune.com/2026/08/20/donald-trump-data-center-midterm-races/</w:t>
+        <w:t>https://pagesix.com/2026/08/21/celebrity-news/jen-shah-will-be-a-free-woman-following-8-months-of-home-confinement-33-months-in-prison-for-fraud/</w:t>
       </w:r>
     </w:p>
     <w:p>
@@ -8535,127 +6652,7 @@
         <w:pStyle w:val="ListBullet"/>
       </w:pPr>
       <w:r>
-        <w:t>https://www.nbcnews.com/news/us-news/surrogate-baby-texas-parents-wishes-denies-political-theater-accusatio-rcna593353</w:t>
-      </w:r>
-    </w:p>
-    <w:p>
-      <w:pPr>
-        <w:pStyle w:val="ListBullet"/>
-      </w:pPr>
-      <w:r>
-        <w:t>https://deadline.com/2026/08/paramount-warner-bros-divides-hollwyood-threats-to-leave-1237045520/</w:t>
-      </w:r>
-    </w:p>
-    <w:p>
-      <w:pPr>
-        <w:pStyle w:val="ListBullet"/>
-      </w:pPr>
-      <w:r>
-        <w:t>https://pagesix.com/2026/08/20/entertainment/cynthia-bailey-claims-vicki-gunvalson-had-no-idea-who-she-was-during-rhugt-party/</w:t>
-      </w:r>
-    </w:p>
-    <w:p>
-      <w:pPr>
-        <w:pStyle w:val="ListBullet"/>
-      </w:pPr>
-      <w:r>
-        <w:t>https://wisconsinwatch.org/2026/08/trump-embraces-data-centers-as-backlash-shapes-races-in-wisconsin-and-nationwide/</w:t>
-      </w:r>
-    </w:p>
-    <w:p>
-      <w:pPr>
-        <w:pStyle w:val="ListBullet"/>
-      </w:pPr>
-      <w:r>
-        <w:t>https://www.aljazeera.com/news/liveblog/2026/8/21/iran-war-live-us-vows-toughest-iran-sanctions-urges-china-support?traffic_source=rss</w:t>
-      </w:r>
-    </w:p>
-    <w:p>
-      <w:pPr>
-        <w:pStyle w:val="ListBullet"/>
-      </w:pPr>
-      <w:r>
-        <w:t>https://fortune.com/2026/08/20/opm-director-scott-kupor-record-video-blank-wall-work-from-home-return-to-office/</w:t>
-      </w:r>
-    </w:p>
-    <w:p>
-      <w:pPr>
-        <w:pStyle w:val="ListBullet"/>
-      </w:pPr>
-      <w:r>
-        <w:t>https://www.cbsnews.com/news/hayden-panettiere-neutrogena-postpartum-depression-backlash/</w:t>
-      </w:r>
-    </w:p>
-    <w:p>
-      <w:pPr>
-        <w:pStyle w:val="ListBullet"/>
-      </w:pPr>
-      <w:r>
-        <w:t>https://www.bbc.co.uk/news/articles/cgewlld498xo?at_medium=RSS&amp;at_campaign=rss</w:t>
-      </w:r>
-    </w:p>
-    <w:p>
-      <w:pPr>
-        <w:pStyle w:val="ListBullet"/>
-      </w:pPr>
-      <w:r>
-        <w:t>https://www.tmz.com/2026/08/20/drake-goth-girl-pinkchyu-toronto-castle-date/</w:t>
-      </w:r>
-    </w:p>
-    <w:p>
-      <w:pPr>
-        <w:pStyle w:val="ListBullet"/>
-      </w:pPr>
-      <w:r>
-        <w:t>https://www.tmz.com/2026/08/20/ariana-grande-tells-trump-to-stop-using-her-music-for-propaganda/</w:t>
-      </w:r>
-    </w:p>
-    <w:p>
-      <w:pPr>
-        <w:pStyle w:val="ListBullet"/>
-      </w:pPr>
-      <w:r>
-        <w:t>https://www.latimes.com/california/story/2026-08-20/pasadena-peacock-beaten-by-postal-worker-video-shows-neighbors-outraged</w:t>
-      </w:r>
-    </w:p>
-    <w:p>
-      <w:pPr>
-        <w:pStyle w:val="ListBullet"/>
-      </w:pPr>
-      <w:r>
-        <w:t>https://www.scmp.com/economy/china-economy/article/3364688/despite-us-sanctions-xinjiang-cotton-chinas-textile-industry-weathers-storm?utm_source=rss_feed</w:t>
-      </w:r>
-    </w:p>
-    <w:p>
-      <w:pPr>
-        <w:pStyle w:val="ListBullet"/>
-      </w:pPr>
-      <w:r>
-        <w:t>https://www.scmp.com/news/us/article/3364739/us-designates-academic-min-zin-wrongfully-detained-china?utm_source=rss_feed</w:t>
-      </w:r>
-    </w:p>
-    <w:p>
-      <w:pPr>
-        <w:pStyle w:val="ListBullet"/>
-      </w:pPr>
-      <w:r>
-        <w:t>https://www.cbsnews.com/news/firefighter-works-to-preserve-the-legacy-of-911/</w:t>
-      </w:r>
-    </w:p>
-    <w:p>
-      <w:pPr>
-        <w:pStyle w:val="ListBullet"/>
-      </w:pPr>
-      <w:r>
-        <w:t>https://www.cbsnews.com/news/september-11-new-york-violin-child-restaurant/</w:t>
-      </w:r>
-    </w:p>
-    <w:p>
-      <w:pPr>
-        <w:pStyle w:val="ListBullet"/>
-      </w:pPr>
-      <w:r>
-        <w:t>https://www.nature.com/articles/d41586-026-02626-x</w:t>
+        <w:t>https://www.latimes.com/politics/story/2026-08-21/supreme-court-trump-white-house-ballroom</w:t>
       </w:r>
     </w:p>
     <w:sectPr>
